--- a/pr-preview/pr-173/estimation-handout-tracked-changes.docx
+++ b/pr-preview/pr-173/estimation-handout-tracked-changes.docx
@@ -16,7 +16,7 @@
       </w:pPr>
       <w:del w:id="1" w:author="PR Preview" w:date="2026-01-01T00:00:00Z">
         <w:r>
-          <w:delText xml:space="preserve">Last modified: 2026-10-14 19:34:19 (PDT)</w:delText>
+          <w:delText xml:space="preserve">Last modified: 2026-10-14 22:39:48 (PDT)</w:delText>
         </w:r>
       </w:del>
     </w:p>
@@ -26,7 +26,7 @@
       </w:pPr>
       <w:ins w:id="2" w:author="PR Preview" w:date="2026-01-01T00:00:00Z">
         <w:r>
-          <w:t xml:space="preserve">Last modified: 2026-10-14 22:13:28 (PDT)</w:t>
+          <w:t xml:space="preserve">Last modified: 2026-10-14 23:10:54 (PDT)</w:t>
         </w:r>
       </w:ins>
     </w:p>
@@ -5674,10 +5674,35 @@
       </w:ins>
       <w:ins w:id="39" w:author="PR Preview" w:date="2026-01-01T00:00:00Z">
         <w:r>
-          <w:t xml:space="preserve">The fitted value is the prediction at the observed covariate value</w:t>
+          <w:t xml:space="preserve">The</w:t>
         </w:r>
       </w:ins>
       <w:ins w:id="40" w:author="PR Preview" w:date="2026-01-01T00:00:00Z">
+        <w:r>
+          <w:t xml:space="preserve"> </w:t>
+        </w:r>
+      </w:ins>
+      <w:hyperlink w:anchor="def-fitted-value">
+        <w:ins w:id="41" w:author="PR Preview" w:date="2026-01-01T00:00:00Z">
+          <w:r>
+            <w:rPr>
+              <w:rStyle w:val="Hyperlink"/>
+            </w:rPr>
+            <w:t xml:space="preserve">fitted value</w:t>
+          </w:r>
+        </w:ins>
+      </w:hyperlink>
+      <w:ins w:id="42" w:author="PR Preview" w:date="2026-01-01T00:00:00Z">
+        <w:r>
+          <w:t xml:space="preserve"> </w:t>
+        </w:r>
+      </w:ins>
+      <w:ins w:id="43" w:author="PR Preview" w:date="2026-01-01T00:00:00Z">
+        <w:r>
+          <w:t xml:space="preserve">is the prediction at the observed covariate value</w:t>
+        </w:r>
+      </w:ins>
+      <w:ins w:id="44" w:author="PR Preview" w:date="2026-01-01T00:00:00Z">
         <w:r>
           <w:t xml:space="preserve"> </w:t>
         </w:r>
@@ -5696,28 +5721,28 @@
           </m:sub>
         </m:sSub>
       </m:oMath>
-      <w:ins w:id="41" w:author="PR Preview" w:date="2026-01-01T00:00:00Z">
+      <w:ins w:id="45" w:author="PR Preview" w:date="2026-01-01T00:00:00Z">
         <w:r>
           <w:t xml:space="preserve">,</w:t>
         </w:r>
       </w:ins>
-      <w:ins w:id="42" w:author="PR Preview" w:date="2026-01-01T00:00:00Z">
+      <w:ins w:id="46" w:author="PR Preview" w:date="2026-01-01T00:00:00Z">
         <w:r>
           <w:t xml:space="preserve"> </w:t>
         </w:r>
       </w:ins>
-      <w:ins w:id="43" w:author="PR Preview" w:date="2026-01-01T00:00:00Z">
+      <w:ins w:id="47" w:author="PR Preview" w:date="2026-01-01T00:00:00Z">
         <w:r>
           <w:t xml:space="preserve">so for the prediction in</w:t>
         </w:r>
       </w:ins>
-      <w:ins w:id="44" w:author="PR Preview" w:date="2026-01-01T00:00:00Z">
+      <w:ins w:id="48" w:author="PR Preview" w:date="2026-01-01T00:00:00Z">
         <w:r>
           <w:t xml:space="preserve"> </w:t>
         </w:r>
       </w:ins>
       <w:hyperlink w:anchor="exm-prediction-cond-mean">
-        <w:ins w:id="45" w:author="PR Preview" w:date="2026-01-01T00:00:00Z">
+        <w:ins w:id="49" w:author="PR Preview" w:date="2026-01-01T00:00:00Z">
           <w:r>
             <w:rPr>
               <w:rStyle w:val="Hyperlink"/>
@@ -5726,17 +5751,17 @@
           </w:r>
         </w:ins>
       </w:hyperlink>
-      <w:ins w:id="46" w:author="PR Preview" w:date="2026-01-01T00:00:00Z">
+      <w:ins w:id="50" w:author="PR Preview" w:date="2026-01-01T00:00:00Z">
         <w:r>
           <w:t xml:space="preserve"> </w:t>
         </w:r>
       </w:ins>
-      <w:ins w:id="47" w:author="PR Preview" w:date="2026-01-01T00:00:00Z">
+      <w:ins w:id="51" w:author="PR Preview" w:date="2026-01-01T00:00:00Z">
         <w:r>
           <w:t xml:space="preserve">it is the estimated conditional mean at</w:t>
         </w:r>
       </w:ins>
-      <w:ins w:id="48" w:author="PR Preview" w:date="2026-01-01T00:00:00Z">
+      <w:ins w:id="52" w:author="PR Preview" w:date="2026-01-01T00:00:00Z">
         <w:r>
           <w:t xml:space="preserve"> </w:t>
         </w:r>
@@ -5755,7 +5780,7 @@
           </m:sub>
         </m:sSub>
       </m:oMath>
-      <w:ins w:id="49" w:author="PR Preview" w:date="2026-01-01T00:00:00Z">
+      <w:ins w:id="53" w:author="PR Preview" w:date="2026-01-01T00:00:00Z">
         <w:r>
           <w:t xml:space="preserve">:</w:t>
         </w:r>
@@ -5858,18 +5883,18 @@
       <w:pPr>
         <w:pStyle w:val="FirstParagraph"/>
       </w:pPr>
-      <w:ins w:id="50" w:author="PR Preview" w:date="2026-01-01T00:00:00Z">
+      <w:ins w:id="54" w:author="PR Preview" w:date="2026-01-01T00:00:00Z">
         <w:r>
           <w:t xml:space="preserve">It is chosen for the reason in</w:t>
         </w:r>
       </w:ins>
-      <w:ins w:id="51" w:author="PR Preview" w:date="2026-01-01T00:00:00Z">
+      <w:ins w:id="55" w:author="PR Preview" w:date="2026-01-01T00:00:00Z">
         <w:r>
           <w:t xml:space="preserve"> </w:t>
         </w:r>
       </w:ins>
       <w:hyperlink w:anchor="rem-why-cond-mean">
-        <w:ins w:id="52" w:author="PR Preview" w:date="2026-01-01T00:00:00Z">
+        <w:ins w:id="56" w:author="PR Preview" w:date="2026-01-01T00:00:00Z">
           <w:r>
             <w:rPr>
               <w:rStyle w:val="Hyperlink"/>
@@ -5878,17 +5903,17 @@
           </w:r>
         </w:ins>
       </w:hyperlink>
-      <w:ins w:id="53" w:author="PR Preview" w:date="2026-01-01T00:00:00Z">
+      <w:ins w:id="57" w:author="PR Preview" w:date="2026-01-01T00:00:00Z">
         <w:r>
           <w:t xml:space="preserve">:</w:t>
         </w:r>
       </w:ins>
-      <w:ins w:id="54" w:author="PR Preview" w:date="2026-01-01T00:00:00Z">
+      <w:ins w:id="58" w:author="PR Preview" w:date="2026-01-01T00:00:00Z">
         <w:r>
           <w:t xml:space="preserve"> </w:t>
         </w:r>
       </w:ins>
-      <w:ins w:id="55" w:author="PR Preview" w:date="2026-01-01T00:00:00Z">
+      <w:ins w:id="59" w:author="PR Preview" w:date="2026-01-01T00:00:00Z">
         <w:r>
           <w:t xml:space="preserve">the conditional mean is the best prediction under squared error loss.</w:t>
         </w:r>
@@ -8395,7 +8420,7 @@
       <w:pPr>
         <w:pStyle w:val="BodyText"/>
       </w:pPr>
-      <w:del w:id="56" w:author="PR Preview" w:date="2026-01-01T00:00:00Z">
+      <w:del w:id="60" w:author="PR Preview" w:date="2026-01-01T00:00:00Z">
         <w:r>
           <w:rPr>
             <w:i/>
@@ -8404,23 +8429,23 @@
           <w:delText xml:space="preserve">Remark 1</w:delText>
         </w:r>
       </w:del>
-      <w:del w:id="57" w:author="PR Preview" w:date="2026-01-01T00:00:00Z">
+      <w:del w:id="61" w:author="PR Preview" w:date="2026-01-01T00:00:00Z">
         <w:r>
           <w:delText xml:space="preserve"> (Prediction errors and residuals). </w:delText>
         </w:r>
       </w:del>
-      <w:del w:id="58" w:author="PR Preview" w:date="2026-01-01T00:00:00Z">
+      <w:del w:id="62" w:author="PR Preview" w:date="2026-01-01T00:00:00Z">
         <w:r>
           <w:delText xml:space="preserve">The prediction in</w:delText>
         </w:r>
       </w:del>
-      <w:del w:id="59" w:author="PR Preview" w:date="2026-01-01T00:00:00Z">
+      <w:del w:id="63" w:author="PR Preview" w:date="2026-01-01T00:00:00Z">
         <w:r>
           <w:delText xml:space="preserve"> </w:delText>
         </w:r>
       </w:del>
       <w:hyperlink w:anchor="def-prediction-error">
-        <w:del w:id="60" w:author="PR Preview" w:date="2026-01-01T00:00:00Z">
+        <w:del w:id="64" w:author="PR Preview" w:date="2026-01-01T00:00:00Z">
           <w:r>
             <w:rPr>
               <w:rStyle w:val="Hyperlink"/>
@@ -8429,23 +8454,23 @@
           </w:r>
         </w:del>
       </w:hyperlink>
-      <w:del w:id="61" w:author="PR Preview" w:date="2026-01-01T00:00:00Z">
+      <w:del w:id="65" w:author="PR Preview" w:date="2026-01-01T00:00:00Z">
         <w:r>
           <w:delText xml:space="preserve"> </w:delText>
         </w:r>
       </w:del>
-      <w:del w:id="62" w:author="PR Preview" w:date="2026-01-01T00:00:00Z">
+      <w:del w:id="66" w:author="PR Preview" w:date="2026-01-01T00:00:00Z">
         <w:r>
           <w:delText xml:space="preserve">can be a</w:delText>
         </w:r>
       </w:del>
-      <w:del w:id="63" w:author="PR Preview" w:date="2026-01-01T00:00:00Z">
+      <w:del w:id="67" w:author="PR Preview" w:date="2026-01-01T00:00:00Z">
         <w:r>
           <w:delText xml:space="preserve"> </w:delText>
         </w:r>
       </w:del>
       <w:hyperlink w:anchor="def-fitted-value">
-        <w:del w:id="64" w:author="PR Preview" w:date="2026-01-01T00:00:00Z">
+        <w:del w:id="68" w:author="PR Preview" w:date="2026-01-01T00:00:00Z">
           <w:r>
             <w:rPr>
               <w:rStyle w:val="Hyperlink"/>
@@ -8454,29 +8479,9 @@
           </w:r>
         </w:del>
       </w:hyperlink>
-      <w:del w:id="65" w:author="PR Preview" w:date="2026-01-01T00:00:00Z">
+      <w:del w:id="69" w:author="PR Preview" w:date="2026-01-01T00:00:00Z">
         <w:r>
           <w:delText xml:space="preserve">,</w:delText>
-        </w:r>
-      </w:del>
-      <w:del w:id="66" w:author="PR Preview" w:date="2026-01-01T00:00:00Z">
-        <w:r>
-          <w:delText xml:space="preserve"> </w:delText>
-        </w:r>
-      </w:del>
-      <w:del w:id="67" w:author="PR Preview" w:date="2026-01-01T00:00:00Z">
-        <w:r>
-          <w:delText xml:space="preserve">for an observation used to fit the model,</w:delText>
-        </w:r>
-      </w:del>
-      <w:del w:id="68" w:author="PR Preview" w:date="2026-01-01T00:00:00Z">
-        <w:r>
-          <w:delText xml:space="preserve"> </w:delText>
-        </w:r>
-      </w:del>
-      <w:del w:id="69" w:author="PR Preview" w:date="2026-01-01T00:00:00Z">
-        <w:r>
-          <w:delText xml:space="preserve">or a prediction for an observation that was not used to fit the model.</w:delText>
         </w:r>
       </w:del>
       <w:del w:id="70" w:author="PR Preview" w:date="2026-01-01T00:00:00Z">
@@ -8486,7 +8491,7 @@
       </w:del>
       <w:del w:id="71" w:author="PR Preview" w:date="2026-01-01T00:00:00Z">
         <w:r>
-          <w:delText xml:space="preserve">Prediction error is oriented the same way as</w:delText>
+          <w:delText xml:space="preserve">for an observation used to fit the model,</w:delText>
         </w:r>
       </w:del>
       <w:del w:id="72" w:author="PR Preview" w:date="2026-01-01T00:00:00Z">
@@ -8494,8 +8499,28 @@
           <w:delText xml:space="preserve"> </w:delText>
         </w:r>
       </w:del>
+      <w:del w:id="73" w:author="PR Preview" w:date="2026-01-01T00:00:00Z">
+        <w:r>
+          <w:delText xml:space="preserve">or a prediction for an observation that was not used to fit the model.</w:delText>
+        </w:r>
+      </w:del>
+      <w:del w:id="74" w:author="PR Preview" w:date="2026-01-01T00:00:00Z">
+        <w:r>
+          <w:delText xml:space="preserve"> </w:delText>
+        </w:r>
+      </w:del>
+      <w:del w:id="75" w:author="PR Preview" w:date="2026-01-01T00:00:00Z">
+        <w:r>
+          <w:delText xml:space="preserve">Prediction error is oriented the same way as</w:delText>
+        </w:r>
+      </w:del>
+      <w:del w:id="76" w:author="PR Preview" w:date="2026-01-01T00:00:00Z">
+        <w:r>
+          <w:delText xml:space="preserve"> </w:delText>
+        </w:r>
+      </w:del>
       <w:hyperlink w:anchor="def-estimation-error">
-        <w:del w:id="73" w:author="PR Preview" w:date="2026-01-01T00:00:00Z">
+        <w:del w:id="77" w:author="PR Preview" w:date="2026-01-01T00:00:00Z">
           <w:r>
             <w:rPr>
               <w:rStyle w:val="Hyperlink"/>
@@ -8504,17 +8529,17 @@
           </w:r>
         </w:del>
       </w:hyperlink>
-      <w:del w:id="74" w:author="PR Preview" w:date="2026-01-01T00:00:00Z">
+      <w:del w:id="78" w:author="PR Preview" w:date="2026-01-01T00:00:00Z">
         <w:r>
           <w:delText xml:space="preserve">:</w:delText>
         </w:r>
       </w:del>
-      <w:del w:id="75" w:author="PR Preview" w:date="2026-01-01T00:00:00Z">
+      <w:del w:id="79" w:author="PR Preview" w:date="2026-01-01T00:00:00Z">
         <w:r>
           <w:delText xml:space="preserve"> </w:delText>
         </w:r>
       </w:del>
-      <w:del w:id="76" w:author="PR Preview" w:date="2026-01-01T00:00:00Z">
+      <w:del w:id="80" w:author="PR Preview" w:date="2026-01-01T00:00:00Z">
         <w:r>
           <w:delText xml:space="preserve">estimate minus true value.</w:delText>
         </w:r>
@@ -8524,7 +8549,7 @@
       <w:pPr>
         <w:pStyle w:val="BodyText"/>
       </w:pPr>
-      <w:ins w:id="77" w:author="PR Preview" w:date="2026-01-01T00:00:00Z">
+      <w:ins w:id="81" w:author="PR Preview" w:date="2026-01-01T00:00:00Z">
         <w:r>
           <w:rPr>
             <w:i/>
@@ -8533,23 +8558,23 @@
           <w:t xml:space="preserve">Remark 3</w:t>
         </w:r>
       </w:ins>
-      <w:ins w:id="78" w:author="PR Preview" w:date="2026-01-01T00:00:00Z">
+      <w:ins w:id="82" w:author="PR Preview" w:date="2026-01-01T00:00:00Z">
         <w:r>
           <w:t xml:space="preserve"> (Prediction errors and residuals). </w:t>
         </w:r>
       </w:ins>
-      <w:ins w:id="79" w:author="PR Preview" w:date="2026-01-01T00:00:00Z">
+      <w:ins w:id="83" w:author="PR Preview" w:date="2026-01-01T00:00:00Z">
         <w:r>
           <w:t xml:space="preserve">The prediction in</w:t>
         </w:r>
       </w:ins>
-      <w:ins w:id="80" w:author="PR Preview" w:date="2026-01-01T00:00:00Z">
+      <w:ins w:id="84" w:author="PR Preview" w:date="2026-01-01T00:00:00Z">
         <w:r>
           <w:t xml:space="preserve"> </w:t>
         </w:r>
       </w:ins>
       <w:hyperlink w:anchor="def-prediction-error">
-        <w:ins w:id="81" w:author="PR Preview" w:date="2026-01-01T00:00:00Z">
+        <w:ins w:id="85" w:author="PR Preview" w:date="2026-01-01T00:00:00Z">
           <w:r>
             <w:rPr>
               <w:rStyle w:val="Hyperlink"/>
@@ -8558,23 +8583,23 @@
           </w:r>
         </w:ins>
       </w:hyperlink>
-      <w:ins w:id="82" w:author="PR Preview" w:date="2026-01-01T00:00:00Z">
+      <w:ins w:id="86" w:author="PR Preview" w:date="2026-01-01T00:00:00Z">
         <w:r>
           <w:t xml:space="preserve"> </w:t>
         </w:r>
       </w:ins>
-      <w:ins w:id="83" w:author="PR Preview" w:date="2026-01-01T00:00:00Z">
+      <w:ins w:id="87" w:author="PR Preview" w:date="2026-01-01T00:00:00Z">
         <w:r>
           <w:t xml:space="preserve">can be a</w:t>
         </w:r>
       </w:ins>
-      <w:ins w:id="84" w:author="PR Preview" w:date="2026-01-01T00:00:00Z">
+      <w:ins w:id="88" w:author="PR Preview" w:date="2026-01-01T00:00:00Z">
         <w:r>
           <w:t xml:space="preserve"> </w:t>
         </w:r>
       </w:ins>
       <w:hyperlink w:anchor="def-fitted-value">
-        <w:ins w:id="85" w:author="PR Preview" w:date="2026-01-01T00:00:00Z">
+        <w:ins w:id="89" w:author="PR Preview" w:date="2026-01-01T00:00:00Z">
           <w:r>
             <w:rPr>
               <w:rStyle w:val="Hyperlink"/>
@@ -8583,29 +8608,9 @@
           </w:r>
         </w:ins>
       </w:hyperlink>
-      <w:ins w:id="86" w:author="PR Preview" w:date="2026-01-01T00:00:00Z">
+      <w:ins w:id="90" w:author="PR Preview" w:date="2026-01-01T00:00:00Z">
         <w:r>
           <w:t xml:space="preserve">,</w:t>
-        </w:r>
-      </w:ins>
-      <w:ins w:id="87" w:author="PR Preview" w:date="2026-01-01T00:00:00Z">
-        <w:r>
-          <w:t xml:space="preserve"> </w:t>
-        </w:r>
-      </w:ins>
-      <w:ins w:id="88" w:author="PR Preview" w:date="2026-01-01T00:00:00Z">
-        <w:r>
-          <w:t xml:space="preserve">for an observation used to fit the model,</w:t>
-        </w:r>
-      </w:ins>
-      <w:ins w:id="89" w:author="PR Preview" w:date="2026-01-01T00:00:00Z">
-        <w:r>
-          <w:t xml:space="preserve"> </w:t>
-        </w:r>
-      </w:ins>
-      <w:ins w:id="90" w:author="PR Preview" w:date="2026-01-01T00:00:00Z">
-        <w:r>
-          <w:t xml:space="preserve">or a prediction for an observation that was not used to fit the model.</w:t>
         </w:r>
       </w:ins>
       <w:ins w:id="91" w:author="PR Preview" w:date="2026-01-01T00:00:00Z">
@@ -8615,7 +8620,7 @@
       </w:ins>
       <w:ins w:id="92" w:author="PR Preview" w:date="2026-01-01T00:00:00Z">
         <w:r>
-          <w:t xml:space="preserve">Prediction error is oriented the same way as</w:t>
+          <w:t xml:space="preserve">for an observation used to fit the model,</w:t>
         </w:r>
       </w:ins>
       <w:ins w:id="93" w:author="PR Preview" w:date="2026-01-01T00:00:00Z">
@@ -8623,8 +8628,28 @@
           <w:t xml:space="preserve"> </w:t>
         </w:r>
       </w:ins>
+      <w:ins w:id="94" w:author="PR Preview" w:date="2026-01-01T00:00:00Z">
+        <w:r>
+          <w:t xml:space="preserve">or a prediction for an observation that was not used to fit the model.</w:t>
+        </w:r>
+      </w:ins>
+      <w:ins w:id="95" w:author="PR Preview" w:date="2026-01-01T00:00:00Z">
+        <w:r>
+          <w:t xml:space="preserve"> </w:t>
+        </w:r>
+      </w:ins>
+      <w:ins w:id="96" w:author="PR Preview" w:date="2026-01-01T00:00:00Z">
+        <w:r>
+          <w:t xml:space="preserve">Prediction error is oriented the same way as</w:t>
+        </w:r>
+      </w:ins>
+      <w:ins w:id="97" w:author="PR Preview" w:date="2026-01-01T00:00:00Z">
+        <w:r>
+          <w:t xml:space="preserve"> </w:t>
+        </w:r>
+      </w:ins>
       <w:hyperlink w:anchor="def-estimation-error">
-        <w:ins w:id="94" w:author="PR Preview" w:date="2026-01-01T00:00:00Z">
+        <w:ins w:id="98" w:author="PR Preview" w:date="2026-01-01T00:00:00Z">
           <w:r>
             <w:rPr>
               <w:rStyle w:val="Hyperlink"/>
@@ -8633,17 +8658,17 @@
           </w:r>
         </w:ins>
       </w:hyperlink>
-      <w:ins w:id="95" w:author="PR Preview" w:date="2026-01-01T00:00:00Z">
+      <w:ins w:id="99" w:author="PR Preview" w:date="2026-01-01T00:00:00Z">
         <w:r>
           <w:t xml:space="preserve">:</w:t>
         </w:r>
       </w:ins>
-      <w:ins w:id="96" w:author="PR Preview" w:date="2026-01-01T00:00:00Z">
+      <w:ins w:id="100" w:author="PR Preview" w:date="2026-01-01T00:00:00Z">
         <w:r>
           <w:t xml:space="preserve"> </w:t>
         </w:r>
       </w:ins>
-      <w:ins w:id="97" w:author="PR Preview" w:date="2026-01-01T00:00:00Z">
+      <w:ins w:id="101" w:author="PR Preview" w:date="2026-01-01T00:00:00Z">
         <w:r>
           <w:t xml:space="preserve">estimate minus true value.</w:t>
         </w:r>
@@ -9124,7 +9149,7 @@
       <w:pPr>
         <w:pStyle w:val="FirstParagraph"/>
       </w:pPr>
-      <w:del w:id="98" w:author="PR Preview" w:date="2026-01-01T00:00:00Z">
+      <w:del w:id="102" w:author="PR Preview" w:date="2026-01-01T00:00:00Z">
         <w:r>
           <w:rPr>
             <w:i/>
@@ -9133,13 +9158,13 @@
           <w:delText xml:space="preserve">Remark 2</w:delText>
         </w:r>
       </w:del>
-      <w:del w:id="99" w:author="PR Preview" w:date="2026-01-01T00:00:00Z">
+      <w:del w:id="103" w:author="PR Preview" w:date="2026-01-01T00:00:00Z">
         <w:r>
           <w:delText xml:space="preserve"> (Prediction MSE, estimator MSE and RSS). </w:delText>
         </w:r>
       </w:del>
       <w:hyperlink w:anchor="def-prediction-mse">
-        <w:del w:id="100" w:author="PR Preview" w:date="2026-01-01T00:00:00Z">
+        <w:del w:id="104" w:author="PR Preview" w:date="2026-01-01T00:00:00Z">
           <w:r>
             <w:rPr>
               <w:rStyle w:val="Hyperlink"/>
@@ -9148,33 +9173,33 @@
           </w:r>
         </w:del>
       </w:hyperlink>
-      <w:del w:id="101" w:author="PR Preview" w:date="2026-01-01T00:00:00Z">
-        <w:r>
-          <w:delText xml:space="preserve"> </w:delText>
-        </w:r>
-      </w:del>
-      <w:del w:id="102" w:author="PR Preview" w:date="2026-01-01T00:00:00Z">
-        <w:r>
-          <w:delText xml:space="preserve">averages squared errors over observations,</w:delText>
-        </w:r>
-      </w:del>
-      <w:del w:id="103" w:author="PR Preview" w:date="2026-01-01T00:00:00Z">
-        <w:r>
-          <w:delText xml:space="preserve"> </w:delText>
-        </w:r>
-      </w:del>
-      <w:del w:id="104" w:author="PR Preview" w:date="2026-01-01T00:00:00Z">
-        <w:r>
-          <w:delText xml:space="preserve">where the</w:delText>
-        </w:r>
-      </w:del>
       <w:del w:id="105" w:author="PR Preview" w:date="2026-01-01T00:00:00Z">
         <w:r>
           <w:delText xml:space="preserve"> </w:delText>
         </w:r>
       </w:del>
+      <w:del w:id="106" w:author="PR Preview" w:date="2026-01-01T00:00:00Z">
+        <w:r>
+          <w:delText xml:space="preserve">averages squared errors over observations,</w:delText>
+        </w:r>
+      </w:del>
+      <w:del w:id="107" w:author="PR Preview" w:date="2026-01-01T00:00:00Z">
+        <w:r>
+          <w:delText xml:space="preserve"> </w:delText>
+        </w:r>
+      </w:del>
+      <w:del w:id="108" w:author="PR Preview" w:date="2026-01-01T00:00:00Z">
+        <w:r>
+          <w:delText xml:space="preserve">where the</w:delText>
+        </w:r>
+      </w:del>
+      <w:del w:id="109" w:author="PR Preview" w:date="2026-01-01T00:00:00Z">
+        <w:r>
+          <w:delText xml:space="preserve"> </w:delText>
+        </w:r>
+      </w:del>
       <w:hyperlink w:anchor="def-mse">
-        <w:del w:id="106" w:author="PR Preview" w:date="2026-01-01T00:00:00Z">
+        <w:del w:id="110" w:author="PR Preview" w:date="2026-01-01T00:00:00Z">
           <w:r>
             <w:rPr>
               <w:rStyle w:val="Hyperlink"/>
@@ -9183,26 +9208,6 @@
           </w:r>
         </w:del>
       </w:hyperlink>
-      <w:del w:id="107" w:author="PR Preview" w:date="2026-01-01T00:00:00Z">
-        <w:r>
-          <w:delText xml:space="preserve"> </w:delText>
-        </w:r>
-      </w:del>
-      <w:del w:id="108" w:author="PR Preview" w:date="2026-01-01T00:00:00Z">
-        <w:r>
-          <w:delText xml:space="preserve">takes an expectation over repeated samples.</w:delText>
-        </w:r>
-      </w:del>
-      <w:del w:id="109" w:author="PR Preview" w:date="2026-01-01T00:00:00Z">
-        <w:r>
-          <w:delText xml:space="preserve"> </w:delText>
-        </w:r>
-      </w:del>
-      <w:del w:id="110" w:author="PR Preview" w:date="2026-01-01T00:00:00Z">
-        <w:r>
-          <w:delText xml:space="preserve">On the data used to fit the model,</w:delText>
-        </w:r>
-      </w:del>
       <w:del w:id="111" w:author="PR Preview" w:date="2026-01-01T00:00:00Z">
         <w:r>
           <w:delText xml:space="preserve"> </w:delText>
@@ -9210,7 +9215,7 @@
       </w:del>
       <w:del w:id="112" w:author="PR Preview" w:date="2026-01-01T00:00:00Z">
         <w:r>
-          <w:delText xml:space="preserve">the mean squared error of the fitted values is the</w:delText>
+          <w:delText xml:space="preserve">takes an expectation over repeated samples.</w:delText>
         </w:r>
       </w:del>
       <w:del w:id="113" w:author="PR Preview" w:date="2026-01-01T00:00:00Z">
@@ -9218,8 +9223,28 @@
           <w:delText xml:space="preserve"> </w:delText>
         </w:r>
       </w:del>
+      <w:del w:id="114" w:author="PR Preview" w:date="2026-01-01T00:00:00Z">
+        <w:r>
+          <w:delText xml:space="preserve">On the data used to fit the model,</w:delText>
+        </w:r>
+      </w:del>
+      <w:del w:id="115" w:author="PR Preview" w:date="2026-01-01T00:00:00Z">
+        <w:r>
+          <w:delText xml:space="preserve"> </w:delText>
+        </w:r>
+      </w:del>
+      <w:del w:id="116" w:author="PR Preview" w:date="2026-01-01T00:00:00Z">
+        <w:r>
+          <w:delText xml:space="preserve">the mean squared error of the fitted values is the</w:delText>
+        </w:r>
+      </w:del>
+      <w:del w:id="117" w:author="PR Preview" w:date="2026-01-01T00:00:00Z">
+        <w:r>
+          <w:delText xml:space="preserve"> </w:delText>
+        </w:r>
+      </w:del>
       <w:hyperlink r:id="rId58">
-        <w:del w:id="114" w:author="PR Preview" w:date="2026-01-01T00:00:00Z">
+        <w:del w:id="118" w:author="PR Preview" w:date="2026-01-01T00:00:00Z">
           <w:r>
             <w:rPr>
               <w:rStyle w:val="Hyperlink"/>
@@ -9228,17 +9253,17 @@
           </w:r>
         </w:del>
       </w:hyperlink>
-      <w:del w:id="115" w:author="PR Preview" w:date="2026-01-01T00:00:00Z">
+      <w:del w:id="119" w:author="PR Preview" w:date="2026-01-01T00:00:00Z">
         <w:r>
           <w:delText xml:space="preserve"> </w:delText>
         </w:r>
       </w:del>
-      <w:del w:id="116" w:author="PR Preview" w:date="2026-01-01T00:00:00Z">
+      <w:del w:id="120" w:author="PR Preview" w:date="2026-01-01T00:00:00Z">
         <w:r>
           <w:delText xml:space="preserve">divided by</w:delText>
         </w:r>
       </w:del>
-      <w:del w:id="117" w:author="PR Preview" w:date="2026-01-01T00:00:00Z">
+      <w:del w:id="121" w:author="PR Preview" w:date="2026-01-01T00:00:00Z">
         <w:r>
           <w:delText xml:space="preserve"> </w:delText>
         </w:r>
@@ -9248,18 +9273,18 @@
           <m:t>n</m:t>
         </m:r>
       </m:oMath>
-      <w:del w:id="118" w:author="PR Preview" w:date="2026-01-01T00:00:00Z">
+      <w:del w:id="122" w:author="PR Preview" w:date="2026-01-01T00:00:00Z">
         <w:r>
           <w:delText xml:space="preserve"> </w:delText>
         </w:r>
       </w:del>
-      <w:del w:id="119" w:author="PR Preview" w:date="2026-01-01T00:00:00Z">
+      <w:del w:id="123" w:author="PR Preview" w:date="2026-01-01T00:00:00Z">
         <w:r>
           <w:delText xml:space="preserve">(</w:delText>
         </w:r>
       </w:del>
       <w:hyperlink r:id="rId59">
-        <w:del w:id="120" w:author="PR Preview" w:date="2026-01-01T00:00:00Z">
+        <w:del w:id="124" w:author="PR Preview" w:date="2026-01-01T00:00:00Z">
           <w:r>
             <w:rPr>
               <w:rStyle w:val="Hyperlink"/>
@@ -9268,7 +9293,7 @@
           </w:r>
         </w:del>
       </w:hyperlink>
-      <w:del w:id="121" w:author="PR Preview" w:date="2026-01-01T00:00:00Z">
+      <w:del w:id="125" w:author="PR Preview" w:date="2026-01-01T00:00:00Z">
         <w:r>
           <w:delText xml:space="preserve">):</w:delText>
         </w:r>
@@ -9278,7 +9303,7 @@
       <w:pPr>
         <w:pStyle w:val="FirstParagraph"/>
       </w:pPr>
-      <w:ins w:id="122" w:author="PR Preview" w:date="2026-01-01T00:00:00Z">
+      <w:ins w:id="126" w:author="PR Preview" w:date="2026-01-01T00:00:00Z">
         <w:r>
           <w:rPr>
             <w:i/>
@@ -9287,13 +9312,13 @@
           <w:t xml:space="preserve">Remark 4</w:t>
         </w:r>
       </w:ins>
-      <w:ins w:id="123" w:author="PR Preview" w:date="2026-01-01T00:00:00Z">
+      <w:ins w:id="127" w:author="PR Preview" w:date="2026-01-01T00:00:00Z">
         <w:r>
           <w:t xml:space="preserve"> (Prediction MSE, estimator MSE and RSS). </w:t>
         </w:r>
       </w:ins>
       <w:hyperlink w:anchor="def-prediction-mse">
-        <w:ins w:id="124" w:author="PR Preview" w:date="2026-01-01T00:00:00Z">
+        <w:ins w:id="128" w:author="PR Preview" w:date="2026-01-01T00:00:00Z">
           <w:r>
             <w:rPr>
               <w:rStyle w:val="Hyperlink"/>
@@ -9302,33 +9327,33 @@
           </w:r>
         </w:ins>
       </w:hyperlink>
-      <w:ins w:id="125" w:author="PR Preview" w:date="2026-01-01T00:00:00Z">
-        <w:r>
-          <w:t xml:space="preserve"> </w:t>
-        </w:r>
-      </w:ins>
-      <w:ins w:id="126" w:author="PR Preview" w:date="2026-01-01T00:00:00Z">
-        <w:r>
-          <w:t xml:space="preserve">averages squared errors over observations,</w:t>
-        </w:r>
-      </w:ins>
-      <w:ins w:id="127" w:author="PR Preview" w:date="2026-01-01T00:00:00Z">
-        <w:r>
-          <w:t xml:space="preserve"> </w:t>
-        </w:r>
-      </w:ins>
-      <w:ins w:id="128" w:author="PR Preview" w:date="2026-01-01T00:00:00Z">
-        <w:r>
-          <w:t xml:space="preserve">where the</w:t>
-        </w:r>
-      </w:ins>
       <w:ins w:id="129" w:author="PR Preview" w:date="2026-01-01T00:00:00Z">
         <w:r>
           <w:t xml:space="preserve"> </w:t>
         </w:r>
       </w:ins>
+      <w:ins w:id="130" w:author="PR Preview" w:date="2026-01-01T00:00:00Z">
+        <w:r>
+          <w:t xml:space="preserve">averages squared errors over observations,</w:t>
+        </w:r>
+      </w:ins>
+      <w:ins w:id="131" w:author="PR Preview" w:date="2026-01-01T00:00:00Z">
+        <w:r>
+          <w:t xml:space="preserve"> </w:t>
+        </w:r>
+      </w:ins>
+      <w:ins w:id="132" w:author="PR Preview" w:date="2026-01-01T00:00:00Z">
+        <w:r>
+          <w:t xml:space="preserve">where the</w:t>
+        </w:r>
+      </w:ins>
+      <w:ins w:id="133" w:author="PR Preview" w:date="2026-01-01T00:00:00Z">
+        <w:r>
+          <w:t xml:space="preserve"> </w:t>
+        </w:r>
+      </w:ins>
       <w:hyperlink w:anchor="def-mse">
-        <w:ins w:id="130" w:author="PR Preview" w:date="2026-01-01T00:00:00Z">
+        <w:ins w:id="134" w:author="PR Preview" w:date="2026-01-01T00:00:00Z">
           <w:r>
             <w:rPr>
               <w:rStyle w:val="Hyperlink"/>
@@ -9337,26 +9362,6 @@
           </w:r>
         </w:ins>
       </w:hyperlink>
-      <w:ins w:id="131" w:author="PR Preview" w:date="2026-01-01T00:00:00Z">
-        <w:r>
-          <w:t xml:space="preserve"> </w:t>
-        </w:r>
-      </w:ins>
-      <w:ins w:id="132" w:author="PR Preview" w:date="2026-01-01T00:00:00Z">
-        <w:r>
-          <w:t xml:space="preserve">takes an expectation over repeated samples.</w:t>
-        </w:r>
-      </w:ins>
-      <w:ins w:id="133" w:author="PR Preview" w:date="2026-01-01T00:00:00Z">
-        <w:r>
-          <w:t xml:space="preserve"> </w:t>
-        </w:r>
-      </w:ins>
-      <w:ins w:id="134" w:author="PR Preview" w:date="2026-01-01T00:00:00Z">
-        <w:r>
-          <w:t xml:space="preserve">On the data used to fit the model,</w:t>
-        </w:r>
-      </w:ins>
       <w:ins w:id="135" w:author="PR Preview" w:date="2026-01-01T00:00:00Z">
         <w:r>
           <w:t xml:space="preserve"> </w:t>
@@ -9364,7 +9369,7 @@
       </w:ins>
       <w:ins w:id="136" w:author="PR Preview" w:date="2026-01-01T00:00:00Z">
         <w:r>
-          <w:t xml:space="preserve">the mean squared error of the fitted values is the</w:t>
+          <w:t xml:space="preserve">takes an expectation over repeated samples.</w:t>
         </w:r>
       </w:ins>
       <w:ins w:id="137" w:author="PR Preview" w:date="2026-01-01T00:00:00Z">
@@ -9372,8 +9377,28 @@
           <w:t xml:space="preserve"> </w:t>
         </w:r>
       </w:ins>
+      <w:ins w:id="138" w:author="PR Preview" w:date="2026-01-01T00:00:00Z">
+        <w:r>
+          <w:t xml:space="preserve">On the data used to fit the model,</w:t>
+        </w:r>
+      </w:ins>
+      <w:ins w:id="139" w:author="PR Preview" w:date="2026-01-01T00:00:00Z">
+        <w:r>
+          <w:t xml:space="preserve"> </w:t>
+        </w:r>
+      </w:ins>
+      <w:ins w:id="140" w:author="PR Preview" w:date="2026-01-01T00:00:00Z">
+        <w:r>
+          <w:t xml:space="preserve">the mean squared error of the fitted values is the</w:t>
+        </w:r>
+      </w:ins>
+      <w:ins w:id="141" w:author="PR Preview" w:date="2026-01-01T00:00:00Z">
+        <w:r>
+          <w:t xml:space="preserve"> </w:t>
+        </w:r>
+      </w:ins>
       <w:hyperlink r:id="rId58">
-        <w:ins w:id="138" w:author="PR Preview" w:date="2026-01-01T00:00:00Z">
+        <w:ins w:id="142" w:author="PR Preview" w:date="2026-01-01T00:00:00Z">
           <w:r>
             <w:rPr>
               <w:rStyle w:val="Hyperlink"/>
@@ -9382,17 +9407,17 @@
           </w:r>
         </w:ins>
       </w:hyperlink>
-      <w:ins w:id="139" w:author="PR Preview" w:date="2026-01-01T00:00:00Z">
+      <w:ins w:id="143" w:author="PR Preview" w:date="2026-01-01T00:00:00Z">
         <w:r>
           <w:t xml:space="preserve"> </w:t>
         </w:r>
       </w:ins>
-      <w:ins w:id="140" w:author="PR Preview" w:date="2026-01-01T00:00:00Z">
+      <w:ins w:id="144" w:author="PR Preview" w:date="2026-01-01T00:00:00Z">
         <w:r>
           <w:t xml:space="preserve">divided by</w:t>
         </w:r>
       </w:ins>
-      <w:ins w:id="141" w:author="PR Preview" w:date="2026-01-01T00:00:00Z">
+      <w:ins w:id="145" w:author="PR Preview" w:date="2026-01-01T00:00:00Z">
         <w:r>
           <w:t xml:space="preserve"> </w:t>
         </w:r>
@@ -9402,18 +9427,18 @@
           <m:t>n</m:t>
         </m:r>
       </m:oMath>
-      <w:ins w:id="142" w:author="PR Preview" w:date="2026-01-01T00:00:00Z">
+      <w:ins w:id="146" w:author="PR Preview" w:date="2026-01-01T00:00:00Z">
         <w:r>
           <w:t xml:space="preserve"> </w:t>
         </w:r>
       </w:ins>
-      <w:ins w:id="143" w:author="PR Preview" w:date="2026-01-01T00:00:00Z">
+      <w:ins w:id="147" w:author="PR Preview" w:date="2026-01-01T00:00:00Z">
         <w:r>
           <w:t xml:space="preserve">(</w:t>
         </w:r>
       </w:ins>
       <w:hyperlink r:id="rId59">
-        <w:ins w:id="144" w:author="PR Preview" w:date="2026-01-01T00:00:00Z">
+        <w:ins w:id="148" w:author="PR Preview" w:date="2026-01-01T00:00:00Z">
           <w:r>
             <w:rPr>
               <w:rStyle w:val="Hyperlink"/>
@@ -9422,7 +9447,7 @@
           </w:r>
         </w:ins>
       </w:hyperlink>
-      <w:ins w:id="145" w:author="PR Preview" w:date="2026-01-01T00:00:00Z">
+      <w:ins w:id="149" w:author="PR Preview" w:date="2026-01-01T00:00:00Z">
         <w:r>
           <w:t xml:space="preserve">):</w:t>
         </w:r>
@@ -20011,7 +20036,7 @@
       <w:pPr>
         <w:pStyle w:val="BodyText"/>
       </w:pPr>
-      <w:del w:id="146" w:author="PR Preview" w:date="2026-01-01T00:00:00Z">
+      <w:del w:id="150" w:author="PR Preview" w:date="2026-01-01T00:00:00Z">
         <w:r>
           <w:rPr>
             <w:i/>
@@ -20020,12 +20045,12 @@
           <w:delText xml:space="preserve">Remark 3</w:delText>
         </w:r>
       </w:del>
-      <w:del w:id="147" w:author="PR Preview" w:date="2026-01-01T00:00:00Z">
+      <w:del w:id="151" w:author="PR Preview" w:date="2026-01-01T00:00:00Z">
         <w:r>
           <w:delText xml:space="preserve"> (Units of the root mean squared error). </w:delText>
         </w:r>
       </w:del>
-      <w:del w:id="148" w:author="PR Preview" w:date="2026-01-01T00:00:00Z">
+      <w:del w:id="152" w:author="PR Preview" w:date="2026-01-01T00:00:00Z">
         <w:r>
           <w:delText xml:space="preserve">The root mean squared error has the same units as the estimand.</w:delText>
         </w:r>
@@ -20035,7 +20060,7 @@
       <w:pPr>
         <w:pStyle w:val="BodyText"/>
       </w:pPr>
-      <w:ins w:id="149" w:author="PR Preview" w:date="2026-01-01T00:00:00Z">
+      <w:ins w:id="153" w:author="PR Preview" w:date="2026-01-01T00:00:00Z">
         <w:r>
           <w:rPr>
             <w:i/>
@@ -20044,12 +20069,12 @@
           <w:t xml:space="preserve">Remark 5</w:t>
         </w:r>
       </w:ins>
-      <w:ins w:id="150" w:author="PR Preview" w:date="2026-01-01T00:00:00Z">
+      <w:ins w:id="154" w:author="PR Preview" w:date="2026-01-01T00:00:00Z">
         <w:r>
           <w:t xml:space="preserve"> (Units of the root mean squared error). </w:t>
         </w:r>
       </w:ins>
-      <w:ins w:id="151" w:author="PR Preview" w:date="2026-01-01T00:00:00Z">
+      <w:ins w:id="155" w:author="PR Preview" w:date="2026-01-01T00:00:00Z">
         <w:r>
           <w:t xml:space="preserve">The root mean squared error has the same units as the estimand.</w:t>
         </w:r>
@@ -30796,7 +30821,7 @@
       <w:pPr>
         <w:pStyle w:val="BodyText"/>
       </w:pPr>
-      <w:del w:id="152" w:author="PR Preview" w:date="2026-01-01T00:00:00Z">
+      <w:del w:id="156" w:author="PR Preview" w:date="2026-01-01T00:00:00Z">
         <w:r>
           <w:rPr>
             <w:i/>
@@ -30805,29 +30830,9 @@
           <w:delText xml:space="preserve">Remark 4</w:delText>
         </w:r>
       </w:del>
-      <w:del w:id="153" w:author="PR Preview" w:date="2026-01-01T00:00:00Z">
+      <w:del w:id="157" w:author="PR Preview" w:date="2026-01-01T00:00:00Z">
         <w:r>
           <w:delText xml:space="preserve"> (The name</w:delText>
-        </w:r>
-      </w:del>
-      <w:del w:id="154" w:author="PR Preview" w:date="2026-01-01T00:00:00Z">
-        <w:r>
-          <w:delText xml:space="preserve"> </w:delText>
-        </w:r>
-      </w:del>
-      <w:del w:id="155" w:author="PR Preview" w:date="2026-01-01T00:00:00Z">
-        <w:r>
-          <w:delText xml:space="preserve">“standard error”</w:delText>
-        </w:r>
-      </w:del>
-      <w:del w:id="156" w:author="PR Preview" w:date="2026-01-01T00:00:00Z">
-        <w:r>
-          <w:delText xml:space="preserve">). </w:delText>
-        </w:r>
-      </w:del>
-      <w:del w:id="157" w:author="PR Preview" w:date="2026-01-01T00:00:00Z">
-        <w:r>
-          <w:delText xml:space="preserve">“Standard error”</w:delText>
         </w:r>
       </w:del>
       <w:del w:id="158" w:author="PR Preview" w:date="2026-01-01T00:00:00Z">
@@ -30837,17 +30842,17 @@
       </w:del>
       <w:del w:id="159" w:author="PR Preview" w:date="2026-01-01T00:00:00Z">
         <w:r>
-          <w:delText xml:space="preserve">is a confusing name in two ways.</w:delText>
+          <w:delText xml:space="preserve">“standard error”</w:delText>
         </w:r>
       </w:del>
       <w:del w:id="160" w:author="PR Preview" w:date="2026-01-01T00:00:00Z">
         <w:r>
-          <w:delText xml:space="preserve"> </w:delText>
+          <w:delText xml:space="preserve">). </w:delText>
         </w:r>
       </w:del>
       <w:del w:id="161" w:author="PR Preview" w:date="2026-01-01T00:00:00Z">
         <w:r>
-          <w:delText xml:space="preserve">It is defined through the estimator’s own spread,</w:delText>
+          <w:delText xml:space="preserve">“Standard error”</w:delText>
         </w:r>
       </w:del>
       <w:del w:id="162" w:author="PR Preview" w:date="2026-01-01T00:00:00Z">
@@ -30857,7 +30862,7 @@
       </w:del>
       <w:del w:id="163" w:author="PR Preview" w:date="2026-01-01T00:00:00Z">
         <w:r>
-          <w:delText xml:space="preserve">not through the</w:delText>
+          <w:delText xml:space="preserve">is a confusing name in two ways.</w:delText>
         </w:r>
       </w:del>
       <w:del w:id="164" w:author="PR Preview" w:date="2026-01-01T00:00:00Z">
@@ -30865,16 +30870,11 @@
           <w:delText xml:space="preserve"> </w:delText>
         </w:r>
       </w:del>
-      <w:hyperlink w:anchor="def-estimation-error">
-        <w:del w:id="165" w:author="PR Preview" w:date="2026-01-01T00:00:00Z">
-          <w:r>
-            <w:rPr>
-              <w:rStyle w:val="Hyperlink"/>
-            </w:rPr>
-            <w:delText xml:space="preserve">estimation error</w:delText>
-          </w:r>
-        </w:del>
-      </w:hyperlink>
+      <w:del w:id="165" w:author="PR Preview" w:date="2026-01-01T00:00:00Z">
+        <w:r>
+          <w:delText xml:space="preserve">It is defined through the estimator’s own spread,</w:delText>
+        </w:r>
+      </w:del>
       <w:del w:id="166" w:author="PR Preview" w:date="2026-01-01T00:00:00Z">
         <w:r>
           <w:delText xml:space="preserve"> </w:delText>
@@ -30882,7 +30882,7 @@
       </w:del>
       <w:del w:id="167" w:author="PR Preview" w:date="2026-01-01T00:00:00Z">
         <w:r>
-          <w:delText xml:space="preserve">(although</w:delText>
+          <w:delText xml:space="preserve">not through the</w:delText>
         </w:r>
       </w:del>
       <w:del w:id="168" w:author="PR Preview" w:date="2026-01-01T00:00:00Z">
@@ -30890,13 +30890,13 @@
           <w:delText xml:space="preserve"> </w:delText>
         </w:r>
       </w:del>
-      <w:hyperlink w:anchor="thm-se-error-sd">
+      <w:hyperlink w:anchor="def-estimation-error">
         <w:del w:id="169" w:author="PR Preview" w:date="2026-01-01T00:00:00Z">
           <w:r>
             <w:rPr>
               <w:rStyle w:val="Hyperlink"/>
             </w:rPr>
-            <w:delText xml:space="preserve">Theorem 5</w:delText>
+            <w:delText xml:space="preserve">estimation error</w:delText>
           </w:r>
         </w:del>
       </w:hyperlink>
@@ -30907,7 +30907,7 @@
       </w:del>
       <w:del w:id="171" w:author="PR Preview" w:date="2026-01-01T00:00:00Z">
         <w:r>
-          <w:delText xml:space="preserve">shows that the two spreads are equal).</w:delText>
+          <w:delText xml:space="preserve">(although</w:delText>
         </w:r>
       </w:del>
       <w:del w:id="172" w:author="PR Preview" w:date="2026-01-01T00:00:00Z">
@@ -30915,11 +30915,16 @@
           <w:delText xml:space="preserve"> </w:delText>
         </w:r>
       </w:del>
-      <w:del w:id="173" w:author="PR Preview" w:date="2026-01-01T00:00:00Z">
-        <w:r>
-          <w:delText xml:space="preserve">It is also a synonym for the standard deviation of an estimator,</w:delText>
-        </w:r>
-      </w:del>
+      <w:hyperlink w:anchor="thm-se-error-sd">
+        <w:del w:id="173" w:author="PR Preview" w:date="2026-01-01T00:00:00Z">
+          <w:r>
+            <w:rPr>
+              <w:rStyle w:val="Hyperlink"/>
+            </w:rPr>
+            <w:delText xml:space="preserve">Theorem 5</w:delText>
+          </w:r>
+        </w:del>
+      </w:hyperlink>
       <w:del w:id="174" w:author="PR Preview" w:date="2026-01-01T00:00:00Z">
         <w:r>
           <w:delText xml:space="preserve"> </w:delText>
@@ -30927,7 +30932,7 @@
       </w:del>
       <w:del w:id="175" w:author="PR Preview" w:date="2026-01-01T00:00:00Z">
         <w:r>
-          <w:delText xml:space="preserve">so it can look redundant.</w:delText>
+          <w:delText xml:space="preserve">shows that the two spreads are equal).</w:delText>
         </w:r>
       </w:del>
       <w:del w:id="176" w:author="PR Preview" w:date="2026-01-01T00:00:00Z">
@@ -30937,7 +30942,7 @@
       </w:del>
       <w:del w:id="177" w:author="PR Preview" w:date="2026-01-01T00:00:00Z">
         <w:r>
-          <w:delText xml:space="preserve">The name persists because standard errors</w:delText>
+          <w:delText xml:space="preserve">It is also a synonym for the standard deviation of an estimator,</w:delText>
         </w:r>
       </w:del>
       <w:del w:id="178" w:author="PR Preview" w:date="2026-01-01T00:00:00Z">
@@ -30947,7 +30952,7 @@
       </w:del>
       <w:del w:id="179" w:author="PR Preview" w:date="2026-01-01T00:00:00Z">
         <w:r>
-          <w:delText xml:space="preserve">are the building blocks of p-values and confidence intervals,</w:delText>
+          <w:delText xml:space="preserve">so it can look redundant.</w:delText>
         </w:r>
       </w:del>
       <w:del w:id="180" w:author="PR Preview" w:date="2026-01-01T00:00:00Z">
@@ -30957,6 +30962,26 @@
       </w:del>
       <w:del w:id="181" w:author="PR Preview" w:date="2026-01-01T00:00:00Z">
         <w:r>
+          <w:delText xml:space="preserve">The name persists because standard errors</w:delText>
+        </w:r>
+      </w:del>
+      <w:del w:id="182" w:author="PR Preview" w:date="2026-01-01T00:00:00Z">
+        <w:r>
+          <w:delText xml:space="preserve"> </w:delText>
+        </w:r>
+      </w:del>
+      <w:del w:id="183" w:author="PR Preview" w:date="2026-01-01T00:00:00Z">
+        <w:r>
+          <w:delText xml:space="preserve">are the building blocks of p-values and confidence intervals,</w:delText>
+        </w:r>
+      </w:del>
+      <w:del w:id="184" w:author="PR Preview" w:date="2026-01-01T00:00:00Z">
+        <w:r>
+          <w:delText xml:space="preserve"> </w:delText>
+        </w:r>
+      </w:del>
+      <w:del w:id="185" w:author="PR Preview" w:date="2026-01-01T00:00:00Z">
+        <w:r>
           <w:delText xml:space="preserve">so they come up often enough to deserve their own name.</w:delText>
         </w:r>
       </w:del>
@@ -30965,7 +30990,7 @@
       <w:pPr>
         <w:pStyle w:val="BodyText"/>
       </w:pPr>
-      <w:ins w:id="182" w:author="PR Preview" w:date="2026-01-01T00:00:00Z">
+      <w:ins w:id="186" w:author="PR Preview" w:date="2026-01-01T00:00:00Z">
         <w:r>
           <w:rPr>
             <w:i/>
@@ -30974,29 +30999,9 @@
           <w:t xml:space="preserve">Remark 6</w:t>
         </w:r>
       </w:ins>
-      <w:ins w:id="183" w:author="PR Preview" w:date="2026-01-01T00:00:00Z">
+      <w:ins w:id="187" w:author="PR Preview" w:date="2026-01-01T00:00:00Z">
         <w:r>
           <w:t xml:space="preserve"> (The name</w:t>
-        </w:r>
-      </w:ins>
-      <w:ins w:id="184" w:author="PR Preview" w:date="2026-01-01T00:00:00Z">
-        <w:r>
-          <w:t xml:space="preserve"> </w:t>
-        </w:r>
-      </w:ins>
-      <w:ins w:id="185" w:author="PR Preview" w:date="2026-01-01T00:00:00Z">
-        <w:r>
-          <w:t xml:space="preserve">“standard error”</w:t>
-        </w:r>
-      </w:ins>
-      <w:ins w:id="186" w:author="PR Preview" w:date="2026-01-01T00:00:00Z">
-        <w:r>
-          <w:t xml:space="preserve">). </w:t>
-        </w:r>
-      </w:ins>
-      <w:ins w:id="187" w:author="PR Preview" w:date="2026-01-01T00:00:00Z">
-        <w:r>
-          <w:t xml:space="preserve">“Standard error”</w:t>
         </w:r>
       </w:ins>
       <w:ins w:id="188" w:author="PR Preview" w:date="2026-01-01T00:00:00Z">
@@ -31006,17 +31011,17 @@
       </w:ins>
       <w:ins w:id="189" w:author="PR Preview" w:date="2026-01-01T00:00:00Z">
         <w:r>
-          <w:t xml:space="preserve">is a confusing name in two ways.</w:t>
+          <w:t xml:space="preserve">“standard error”</w:t>
         </w:r>
       </w:ins>
       <w:ins w:id="190" w:author="PR Preview" w:date="2026-01-01T00:00:00Z">
         <w:r>
-          <w:t xml:space="preserve"> </w:t>
+          <w:t xml:space="preserve">). </w:t>
         </w:r>
       </w:ins>
       <w:ins w:id="191" w:author="PR Preview" w:date="2026-01-01T00:00:00Z">
         <w:r>
-          <w:t xml:space="preserve">It is defined through the estimator’s own spread,</w:t>
+          <w:t xml:space="preserve">“Standard error”</w:t>
         </w:r>
       </w:ins>
       <w:ins w:id="192" w:author="PR Preview" w:date="2026-01-01T00:00:00Z">
@@ -31026,7 +31031,7 @@
       </w:ins>
       <w:ins w:id="193" w:author="PR Preview" w:date="2026-01-01T00:00:00Z">
         <w:r>
-          <w:t xml:space="preserve">not through the</w:t>
+          <w:t xml:space="preserve">is a confusing name in two ways.</w:t>
         </w:r>
       </w:ins>
       <w:ins w:id="194" w:author="PR Preview" w:date="2026-01-01T00:00:00Z">
@@ -31034,16 +31039,11 @@
           <w:t xml:space="preserve"> </w:t>
         </w:r>
       </w:ins>
-      <w:hyperlink w:anchor="def-estimation-error">
-        <w:ins w:id="195" w:author="PR Preview" w:date="2026-01-01T00:00:00Z">
-          <w:r>
-            <w:rPr>
-              <w:rStyle w:val="Hyperlink"/>
-            </w:rPr>
-            <w:t xml:space="preserve">estimation error</w:t>
-          </w:r>
-        </w:ins>
-      </w:hyperlink>
+      <w:ins w:id="195" w:author="PR Preview" w:date="2026-01-01T00:00:00Z">
+        <w:r>
+          <w:t xml:space="preserve">It is defined through the estimator’s own spread,</w:t>
+        </w:r>
+      </w:ins>
       <w:ins w:id="196" w:author="PR Preview" w:date="2026-01-01T00:00:00Z">
         <w:r>
           <w:t xml:space="preserve"> </w:t>
@@ -31051,7 +31051,7 @@
       </w:ins>
       <w:ins w:id="197" w:author="PR Preview" w:date="2026-01-01T00:00:00Z">
         <w:r>
-          <w:t xml:space="preserve">(although</w:t>
+          <w:t xml:space="preserve">not through the</w:t>
         </w:r>
       </w:ins>
       <w:ins w:id="198" w:author="PR Preview" w:date="2026-01-01T00:00:00Z">
@@ -31059,13 +31059,13 @@
           <w:t xml:space="preserve"> </w:t>
         </w:r>
       </w:ins>
-      <w:hyperlink w:anchor="thm-se-error-sd">
+      <w:hyperlink w:anchor="def-estimation-error">
         <w:ins w:id="199" w:author="PR Preview" w:date="2026-01-01T00:00:00Z">
           <w:r>
             <w:rPr>
               <w:rStyle w:val="Hyperlink"/>
             </w:rPr>
-            <w:t xml:space="preserve">Theorem 5</w:t>
+            <w:t xml:space="preserve">estimation error</w:t>
           </w:r>
         </w:ins>
       </w:hyperlink>
@@ -31076,7 +31076,7 @@
       </w:ins>
       <w:ins w:id="201" w:author="PR Preview" w:date="2026-01-01T00:00:00Z">
         <w:r>
-          <w:t xml:space="preserve">shows that the two spreads are equal).</w:t>
+          <w:t xml:space="preserve">(although</w:t>
         </w:r>
       </w:ins>
       <w:ins w:id="202" w:author="PR Preview" w:date="2026-01-01T00:00:00Z">
@@ -31084,11 +31084,16 @@
           <w:t xml:space="preserve"> </w:t>
         </w:r>
       </w:ins>
-      <w:ins w:id="203" w:author="PR Preview" w:date="2026-01-01T00:00:00Z">
-        <w:r>
-          <w:t xml:space="preserve">It is also a synonym for the standard deviation of an estimator,</w:t>
-        </w:r>
-      </w:ins>
+      <w:hyperlink w:anchor="thm-se-error-sd">
+        <w:ins w:id="203" w:author="PR Preview" w:date="2026-01-01T00:00:00Z">
+          <w:r>
+            <w:rPr>
+              <w:rStyle w:val="Hyperlink"/>
+            </w:rPr>
+            <w:t xml:space="preserve">Theorem 5</w:t>
+          </w:r>
+        </w:ins>
+      </w:hyperlink>
       <w:ins w:id="204" w:author="PR Preview" w:date="2026-01-01T00:00:00Z">
         <w:r>
           <w:t xml:space="preserve"> </w:t>
@@ -31096,7 +31101,7 @@
       </w:ins>
       <w:ins w:id="205" w:author="PR Preview" w:date="2026-01-01T00:00:00Z">
         <w:r>
-          <w:t xml:space="preserve">so it can look redundant.</w:t>
+          <w:t xml:space="preserve">shows that the two spreads are equal).</w:t>
         </w:r>
       </w:ins>
       <w:ins w:id="206" w:author="PR Preview" w:date="2026-01-01T00:00:00Z">
@@ -31106,7 +31111,7 @@
       </w:ins>
       <w:ins w:id="207" w:author="PR Preview" w:date="2026-01-01T00:00:00Z">
         <w:r>
-          <w:t xml:space="preserve">The name persists because standard errors</w:t>
+          <w:t xml:space="preserve">It is also a synonym for the standard deviation of an estimator,</w:t>
         </w:r>
       </w:ins>
       <w:ins w:id="208" w:author="PR Preview" w:date="2026-01-01T00:00:00Z">
@@ -31116,7 +31121,7 @@
       </w:ins>
       <w:ins w:id="209" w:author="PR Preview" w:date="2026-01-01T00:00:00Z">
         <w:r>
-          <w:t xml:space="preserve">are the building blocks of p-values and confidence intervals,</w:t>
+          <w:t xml:space="preserve">so it can look redundant.</w:t>
         </w:r>
       </w:ins>
       <w:ins w:id="210" w:author="PR Preview" w:date="2026-01-01T00:00:00Z">
@@ -31125,6 +31130,26 @@
         </w:r>
       </w:ins>
       <w:ins w:id="211" w:author="PR Preview" w:date="2026-01-01T00:00:00Z">
+        <w:r>
+          <w:t xml:space="preserve">The name persists because standard errors</w:t>
+        </w:r>
+      </w:ins>
+      <w:ins w:id="212" w:author="PR Preview" w:date="2026-01-01T00:00:00Z">
+        <w:r>
+          <w:t xml:space="preserve"> </w:t>
+        </w:r>
+      </w:ins>
+      <w:ins w:id="213" w:author="PR Preview" w:date="2026-01-01T00:00:00Z">
+        <w:r>
+          <w:t xml:space="preserve">are the building blocks of p-values and confidence intervals,</w:t>
+        </w:r>
+      </w:ins>
+      <w:ins w:id="214" w:author="PR Preview" w:date="2026-01-01T00:00:00Z">
+        <w:r>
+          <w:t xml:space="preserve"> </w:t>
+        </w:r>
+      </w:ins>
+      <w:ins w:id="215" w:author="PR Preview" w:date="2026-01-01T00:00:00Z">
         <w:r>
           <w:t xml:space="preserve">so they come up often enough to deserve their own name.</w:t>
         </w:r>
@@ -33150,17 +33175,17 @@
       <w:pPr>
         <w:pStyle w:val="Bibliography"/>
       </w:pPr>
-      <w:ins w:id="212" w:author="PR Preview" w:date="2026-01-01T00:00:00Z">
+      <w:ins w:id="216" w:author="PR Preview" w:date="2026-01-01T00:00:00Z">
         <w:r>
           <w:t xml:space="preserve">Hastie, Trevor, Robert Tibshirani, and Jerome Friedman. 2009.</w:t>
         </w:r>
       </w:ins>
-      <w:ins w:id="213" w:author="PR Preview" w:date="2026-01-01T00:00:00Z">
+      <w:ins w:id="217" w:author="PR Preview" w:date="2026-01-01T00:00:00Z">
         <w:r>
           <w:t xml:space="preserve"> </w:t>
         </w:r>
       </w:ins>
-      <w:ins w:id="214" w:author="PR Preview" w:date="2026-01-01T00:00:00Z">
+      <w:ins w:id="218" w:author="PR Preview" w:date="2026-01-01T00:00:00Z">
         <w:r>
           <w:rPr>
             <w:i/>
@@ -33169,18 +33194,18 @@
           <w:t xml:space="preserve">The Elements of Statistical Learning: Data Mining, Inference, and Prediction</w:t>
         </w:r>
       </w:ins>
-      <w:ins w:id="215" w:author="PR Preview" w:date="2026-01-01T00:00:00Z">
+      <w:ins w:id="219" w:author="PR Preview" w:date="2026-01-01T00:00:00Z">
         <w:r>
           <w:t xml:space="preserve">. 2nd ed. Springer.</w:t>
         </w:r>
       </w:ins>
-      <w:ins w:id="216" w:author="PR Preview" w:date="2026-01-01T00:00:00Z">
+      <w:ins w:id="220" w:author="PR Preview" w:date="2026-01-01T00:00:00Z">
         <w:r>
           <w:t xml:space="preserve"> </w:t>
         </w:r>
       </w:ins>
       <w:hyperlink r:id="rId130">
-        <w:ins w:id="217" w:author="PR Preview" w:date="2026-01-01T00:00:00Z">
+        <w:ins w:id="221" w:author="PR Preview" w:date="2026-01-01T00:00:00Z">
           <w:r>
             <w:rPr>
               <w:rStyle w:val="Hyperlink"/>
@@ -33189,7 +33214,7 @@
           </w:r>
         </w:ins>
       </w:hyperlink>
-      <w:ins w:id="218" w:author="PR Preview" w:date="2026-01-01T00:00:00Z">
+      <w:ins w:id="222" w:author="PR Preview" w:date="2026-01-01T00:00:00Z">
         <w:r>
           <w:t xml:space="preserve">.</w:t>
         </w:r>

--- a/pr-preview/pr-173/estimation-handout-tracked-changes.docx
+++ b/pr-preview/pr-173/estimation-handout-tracked-changes.docx
@@ -16,7 +16,7 @@
       </w:pPr>
       <w:del w:id="1" w:author="PR Preview" w:date="2026-01-01T00:00:00Z">
         <w:r>
-          <w:delText xml:space="preserve">Last modified: 2026-10-14 22:39:48 (PDT)</w:delText>
+          <w:delText xml:space="preserve">Last modified: 2026-10-15 00:35:18 (PDT)</w:delText>
         </w:r>
       </w:del>
     </w:p>
@@ -26,7 +26,7 @@
       </w:pPr>
       <w:ins w:id="2" w:author="PR Preview" w:date="2026-01-01T00:00:00Z">
         <w:r>
-          <w:t xml:space="preserve">Last modified: 2026-10-14 23:10:54 (PDT)</w:t>
+          <w:t xml:space="preserve">Last modified: 2026-10-15 00:29:36 (PDT)</w:t>
         </w:r>
       </w:ins>
     </w:p>
@@ -5215,7 +5215,7 @@
       </w:ins>
       <m:oMath>
         <m:r>
-          <m:t>g</m:t>
+          <m:t>h</m:t>
         </m:r>
       </m:oMath>
       <w:ins w:id="15" w:author="PR Preview" w:date="2026-01-01T00:00:00Z">
@@ -5302,11 +5302,11 @@
             <m:grow/>
           </m:dPr>
           <m:e>
-            <m:r>
-              <m:t>​</m:t>
-            </m:r>
             <m:sSup>
               <m:e>
+                <m:r>
+                  <m:t>​</m:t>
+                </m:r>
                 <m:d>
                   <m:dPr>
                     <m:begChr m:val="("/>
@@ -5325,25 +5325,32 @@
                       <m:t>−</m:t>
                     </m:r>
                     <m:r>
-                      <m:t>g</m:t>
+                      <m:t>h</m:t>
                     </m:r>
                     <m:r>
-                      <m:rPr>
-                        <m:sty m:val="p"/>
-                      </m:rPr>
-                      <m:t>(</m:t>
+                      <m:t>​</m:t>
                     </m:r>
+                    <m:d>
+                      <m:dPr>
+                        <m:begChr m:val="("/>
+                        <m:sepChr m:val=""/>
+                        <m:endChr m:val=")"/>
+                        <m:grow/>
+                      </m:dPr>
+                      <m:e>
+                        <m:r>
+                          <m:t>X</m:t>
+                        </m:r>
+                      </m:e>
+                    </m:d>
                     <m:r>
-                      <m:t>X</m:t>
-                    </m:r>
-                    <m:r>
-                      <m:rPr>
-                        <m:sty m:val="p"/>
-                      </m:rPr>
-                      <m:t>)</m:t>
+                      <m:t>​</m:t>
                     </m:r>
                   </m:e>
                 </m:d>
+                <m:r>
+                  <m:t>​</m:t>
+                </m:r>
               </m:e>
               <m:sup>
                 <m:r>
@@ -5351,9 +5358,6 @@
                 </m:r>
               </m:sup>
             </m:sSup>
-            <m:r>
-              <m:t>​</m:t>
-            </m:r>
           </m:e>
         </m:d>
         <m:r>
@@ -6224,7 +6228,7 @@
         </m:oMathParaPr>
         <m:oMath>
           <m:r>
-            <m:t>e</m:t>
+            <m:t>ε</m:t>
           </m:r>
           <m:limUpp>
             <m:e>
@@ -6330,7 +6334,7 @@
         <m:sSub>
           <m:e>
             <m:r>
-              <m:t>e</m:t>
+              <m:t>ε</m:t>
             </m:r>
           </m:e>
           <m:sub>
@@ -6409,7 +6413,7 @@
               <m:sSub>
                 <m:e>
                   <m:r>
-                    <m:t>e</m:t>
+                    <m:t>ε</m:t>
                   </m:r>
                 </m:e>
                 <m:sub>
@@ -6719,7 +6723,7 @@
           <m:sSub>
             <m:e>
               <m:r>
-                <m:t>e</m:t>
+                <m:t>ε</m:t>
               </m:r>
             </m:e>
             <m:sub>
@@ -6923,7 +6927,7 @@
           <m:sSub>
             <m:e>
               <m:r>
-                <m:t>e</m:t>
+                <m:t>ε</m:t>
               </m:r>
             </m:e>
             <m:sub>
@@ -8686,7 +8690,7 @@
           <m:eqArr>
             <m:e>
               <m:r>
-                <m:t>e</m:t>
+                <m:t>ε</m:t>
               </m:r>
               <m:r>
                 <m:t>&amp;</m:t>
@@ -9118,7 +9122,7 @@
               <m:sSubSup>
                 <m:e>
                   <m:r>
-                    <m:t>e</m:t>
+                    <m:t>ε</m:t>
                   </m:r>
                 </m:e>
                 <m:sub>
@@ -10065,7 +10069,7 @@
               <m:sSub>
                 <m:e>
                   <m:r>
-                    <m:t>e</m:t>
+                    <m:t>ε</m:t>
                   </m:r>
                 </m:e>
                 <m:sub>
@@ -13923,9 +13927,21 @@
       <w:pPr>
         <w:pStyle w:val="Heading3"/>
       </w:pPr>
-      <w:r>
-        <w:t xml:space="preserve">3.5 Mean squared error</w:t>
-      </w:r>
+      <w:del w:id="150" w:author="PR Preview" w:date="2026-01-01T00:00:00Z">
+        <w:r>
+          <w:delText xml:space="preserve">3.5 Mean squared error of an estimator</w:delText>
+        </w:r>
+      </w:del>
+    </w:p>
+    <w:p>
+      <w:pPr>
+        <w:pStyle w:val="Heading3"/>
+      </w:pPr>
+      <w:ins w:id="151" w:author="PR Preview" w:date="2026-01-01T00:00:00Z">
+        <w:r>
+          <w:t xml:space="preserve">3.5 Mean squared error</w:t>
+        </w:r>
+      </w:ins>
     </w:p>
     <w:bookmarkStart w:id="75" w:name="def-mse"/>
     <w:p>
@@ -14117,11 +14133,11 @@
               <m:grow/>
             </m:dPr>
             <m:e>
-              <m:r>
-                <m:t>​</m:t>
-              </m:r>
               <m:sSup>
                 <m:e>
+                  <m:r>
+                    <m:t>​</m:t>
+                  </m:r>
                   <m:d>
                     <m:dPr>
                       <m:begChr m:val="("/>
@@ -14161,6 +14177,9 @@
                       </m:r>
                     </m:e>
                   </m:d>
+                  <m:r>
+                    <m:t>​</m:t>
+                  </m:r>
                 </m:e>
                 <m:sup>
                   <m:r>
@@ -14168,9 +14187,6 @@
                   </m:r>
                 </m:sup>
               </m:sSup>
-              <m:r>
-                <m:t>​</m:t>
-              </m:r>
             </m:e>
           </m:d>
           <m:r>
@@ -14233,11 +14249,11 @@
         <w:t xml:space="preserve"> </w:t>
       </w:r>
       <m:oMath>
-        <m:r>
-          <m:t>​</m:t>
-        </m:r>
         <m:sSup>
           <m:e>
+            <m:r>
+              <m:t>​</m:t>
+            </m:r>
             <m:d>
               <m:dPr>
                 <m:begChr m:val="("/>
@@ -14280,6 +14296,9 @@
                 </m:r>
               </m:e>
             </m:d>
+            <m:r>
+              <m:t>​</m:t>
+            </m:r>
           </m:e>
           <m:sup>
             <m:r>
@@ -14287,9 +14306,6 @@
             </m:r>
           </m:sup>
         </m:sSup>
-        <m:r>
-          <m:t>​</m:t>
-        </m:r>
       </m:oMath>
       <w:r>
         <w:t xml:space="preserve"> </w:t>
@@ -14380,11 +14396,11 @@
         <m:oMath>
           <m:eqArr>
             <m:e>
-              <m:r>
-                <m:t>​</m:t>
-              </m:r>
               <m:sSup>
                 <m:e>
+                  <m:r>
+                    <m:t>​</m:t>
+                  </m:r>
                   <m:d>
                     <m:dPr>
                       <m:begChr m:val="("/>
@@ -14427,6 +14443,9 @@
                       </m:r>
                     </m:e>
                   </m:d>
+                  <m:r>
+                    <m:t>​</m:t>
+                  </m:r>
                 </m:e>
                 <m:sup>
                   <m:r>
@@ -14435,9 +14454,6 @@
                 </m:sup>
               </m:sSup>
               <m:r>
-                <m:t>​</m:t>
-              </m:r>
-              <m:r>
                 <m:t>&amp;</m:t>
               </m:r>
               <m:r>
@@ -14445,12 +14461,12 @@
                   <m:sty m:val="p"/>
                 </m:rPr>
                 <m:t>=</m:t>
-              </m:r>
-              <m:r>
-                <m:t>​</m:t>
               </m:r>
               <m:sSup>
                 <m:e>
+                  <m:r>
+                    <m:t>​</m:t>
+                  </m:r>
                   <m:d>
                     <m:dPr>
                       <m:begChr m:val="("/>
@@ -14502,6 +14518,9 @@
                       </m:r>
                     </m:e>
                   </m:d>
+                  <m:r>
+                    <m:t>​</m:t>
+                  </m:r>
                 </m:e>
                 <m:sup>
                   <m:r>
@@ -14510,9 +14529,6 @@
                 </m:sup>
               </m:sSup>
               <m:r>
-                <m:t>​</m:t>
-              </m:r>
-              <m:r>
                 <m:t>&amp;</m:t>
               </m:r>
               <m:r>
@@ -14536,11 +14552,11 @@
                 </m:rPr>
                 <m:t>=</m:t>
               </m:r>
-              <m:r>
-                <m:t>​</m:t>
-              </m:r>
               <m:sSup>
                 <m:e>
+                  <m:r>
+                    <m:t>​</m:t>
+                  </m:r>
                   <m:d>
                     <m:dPr>
                       <m:begChr m:val="("/>
@@ -14583,6 +14599,9 @@
                       </m:r>
                     </m:e>
                   </m:d>
+                  <m:r>
+                    <m:t>​</m:t>
+                  </m:r>
                 </m:e>
                 <m:sup>
                   <m:r>
@@ -14590,9 +14609,6 @@
                   </m:r>
                 </m:sup>
               </m:sSup>
-              <m:r>
-                <m:t>​</m:t>
-              </m:r>
               <m:r>
                 <m:rPr>
                   <m:sty m:val="p"/>
@@ -14716,11 +14732,11 @@
         <w:t xml:space="preserve"> </w:t>
       </w:r>
       <m:oMath>
-        <m:r>
-          <m:t>​</m:t>
-        </m:r>
         <m:sSup>
           <m:e>
+            <m:r>
+              <m:t>​</m:t>
+            </m:r>
             <m:d>
               <m:dPr>
                 <m:begChr m:val="("/>
@@ -14763,6 +14779,9 @@
                 </m:r>
               </m:e>
             </m:d>
+            <m:r>
+              <m:t>​</m:t>
+            </m:r>
           </m:e>
           <m:sup>
             <m:r>
@@ -14770,9 +14789,6 @@
             </m:r>
           </m:sup>
         </m:sSup>
-        <m:r>
-          <m:t>​</m:t>
-        </m:r>
         <m:r>
           <m:rPr>
             <m:sty m:val="p"/>
@@ -15051,11 +15067,11 @@
             </m:rPr>
             <m:t>−</m:t>
           </m:r>
-          <m:r>
-            <m:t>​</m:t>
-          </m:r>
           <m:sSup>
             <m:e>
+              <m:r>
+                <m:t>​</m:t>
+              </m:r>
               <m:d>
                 <m:dPr>
                   <m:begChr m:val="("/>
@@ -15098,6 +15114,9 @@
                   </m:r>
                 </m:e>
               </m:d>
+              <m:r>
+                <m:t>​</m:t>
+              </m:r>
             </m:e>
             <m:sup>
               <m:r>
@@ -15105,9 +15124,6 @@
               </m:r>
             </m:sup>
           </m:sSup>
-          <m:r>
-            <m:t>​</m:t>
-          </m:r>
           <m:r>
             <m:t>  </m:t>
           </m:r>
@@ -15167,11 +15183,11 @@
         <m:oMath>
           <m:eqArr>
             <m:e>
-              <m:r>
-                <m:t>​</m:t>
-              </m:r>
               <m:sSup>
                 <m:e>
+                  <m:r>
+                    <m:t>​</m:t>
+                  </m:r>
                   <m:d>
                     <m:dPr>
                       <m:begChr m:val="("/>
@@ -15214,6 +15230,9 @@
                       </m:r>
                     </m:e>
                   </m:d>
+                  <m:r>
+                    <m:t>​</m:t>
+                  </m:r>
                 </m:e>
                 <m:sup>
                   <m:r>
@@ -15221,9 +15240,6 @@
                   </m:r>
                 </m:sup>
               </m:sSup>
-              <m:r>
-                <m:t>​</m:t>
-              </m:r>
               <m:r>
                 <m:rPr>
                   <m:sty m:val="p"/>
@@ -15271,11 +15287,11 @@
                 </m:rPr>
                 <m:t>=</m:t>
               </m:r>
-              <m:r>
-                <m:t>​</m:t>
-              </m:r>
               <m:sSup>
                 <m:e>
+                  <m:r>
+                    <m:t>​</m:t>
+                  </m:r>
                   <m:d>
                     <m:dPr>
                       <m:begChr m:val="("/>
@@ -15318,6 +15334,9 @@
                       </m:r>
                     </m:e>
                   </m:d>
+                  <m:r>
+                    <m:t>​</m:t>
+                  </m:r>
                 </m:e>
                 <m:sup>
                   <m:r>
@@ -15325,9 +15344,6 @@
                   </m:r>
                 </m:sup>
               </m:sSup>
-              <m:r>
-                <m:t>​</m:t>
-              </m:r>
               <m:r>
                 <m:rPr>
                   <m:sty m:val="p"/>
@@ -15452,11 +15468,11 @@
                 </m:rPr>
                 <m:t>=</m:t>
               </m:r>
-              <m:r>
-                <m:t>​</m:t>
-              </m:r>
               <m:sSup>
                 <m:e>
+                  <m:r>
+                    <m:t>​</m:t>
+                  </m:r>
                   <m:d>
                     <m:dPr>
                       <m:begChr m:val="("/>
@@ -15499,6 +15515,9 @@
                       </m:r>
                     </m:e>
                   </m:d>
+                  <m:r>
+                    <m:t>​</m:t>
+                  </m:r>
                 </m:e>
                 <m:sup>
                   <m:r>
@@ -15506,9 +15525,6 @@
                   </m:r>
                 </m:sup>
               </m:sSup>
-              <m:r>
-                <m:t>​</m:t>
-              </m:r>
               <m:r>
                 <m:rPr>
                   <m:sty m:val="p"/>
@@ -15624,11 +15640,11 @@
                 </m:rPr>
                 <m:t>−</m:t>
               </m:r>
-              <m:r>
-                <m:t>​</m:t>
-              </m:r>
               <m:sSup>
                 <m:e>
+                  <m:r>
+                    <m:t>​</m:t>
+                  </m:r>
                   <m:d>
                     <m:dPr>
                       <m:begChr m:val="("/>
@@ -15671,6 +15687,9 @@
                       </m:r>
                     </m:e>
                   </m:d>
+                  <m:r>
+                    <m:t>​</m:t>
+                  </m:r>
                 </m:e>
                 <m:sup>
                   <m:r>
@@ -15678,9 +15697,6 @@
                   </m:r>
                 </m:sup>
               </m:sSup>
-              <m:r>
-                <m:t>​</m:t>
-              </m:r>
               <m:r>
                 <m:t>&amp;</m:t>
               </m:r>
@@ -15814,11 +15830,11 @@
                 </m:rPr>
                 <m:t>+</m:t>
               </m:r>
-              <m:r>
-                <m:t>​</m:t>
-              </m:r>
               <m:sSup>
                 <m:e>
+                  <m:r>
+                    <m:t>​</m:t>
+                  </m:r>
                   <m:d>
                     <m:dPr>
                       <m:begChr m:val="("/>
@@ -15861,6 +15877,9 @@
                       </m:r>
                     </m:e>
                   </m:d>
+                  <m:r>
+                    <m:t>​</m:t>
+                  </m:r>
                 </m:e>
                 <m:sup>
                   <m:r>
@@ -15869,19 +15888,16 @@
                 </m:sup>
               </m:sSup>
               <m:r>
-                <m:t>​</m:t>
-              </m:r>
-              <m:r>
                 <m:rPr>
                   <m:sty m:val="p"/>
                 </m:rPr>
                 <m:t>−</m:t>
-              </m:r>
-              <m:r>
-                <m:t>​</m:t>
               </m:r>
               <m:sSup>
                 <m:e>
+                  <m:r>
+                    <m:t>​</m:t>
+                  </m:r>
                   <m:d>
                     <m:dPr>
                       <m:begChr m:val="("/>
@@ -15924,6 +15940,9 @@
                       </m:r>
                     </m:e>
                   </m:d>
+                  <m:r>
+                    <m:t>​</m:t>
+                  </m:r>
                 </m:e>
                 <m:sup>
                   <m:r>
@@ -15931,9 +15950,6 @@
                   </m:r>
                 </m:sup>
               </m:sSup>
-              <m:r>
-                <m:t>​</m:t>
-              </m:r>
               <m:r>
                 <m:t>&amp;</m:t>
               </m:r>
@@ -16078,11 +16094,11 @@
                   <m:grow/>
                 </m:dPr>
                 <m:e>
-                  <m:r>
-                    <m:t>​</m:t>
-                  </m:r>
                   <m:sSup>
                     <m:e>
+                      <m:r>
+                        <m:t>​</m:t>
+                      </m:r>
                       <m:d>
                         <m:dPr>
                           <m:begChr m:val="("/>
@@ -16125,6 +16141,9 @@
                           </m:r>
                         </m:e>
                       </m:d>
+                      <m:r>
+                        <m:t>​</m:t>
+                      </m:r>
                     </m:e>
                     <m:sup>
                       <m:r>
@@ -16132,20 +16151,17 @@
                       </m:r>
                     </m:sup>
                   </m:sSup>
-                  <m:r>
-                    <m:t>​</m:t>
-                  </m:r>
                   <m:r>
                     <m:rPr>
                       <m:sty m:val="p"/>
                     </m:rPr>
                     <m:t>−</m:t>
                   </m:r>
-                  <m:r>
-                    <m:t>​</m:t>
-                  </m:r>
                   <m:sSup>
                     <m:e>
+                      <m:r>
+                        <m:t>​</m:t>
+                      </m:r>
                       <m:d>
                         <m:dPr>
                           <m:begChr m:val="("/>
@@ -16188,6 +16204,9 @@
                           </m:r>
                         </m:e>
                       </m:d>
+                      <m:r>
+                        <m:t>​</m:t>
+                      </m:r>
                     </m:e>
                     <m:sup>
                       <m:r>
@@ -16195,9 +16214,6 @@
                       </m:r>
                     </m:sup>
                   </m:sSup>
-                  <m:r>
-                    <m:t>​</m:t>
-                  </m:r>
                 </m:e>
               </m:d>
               <m:r>
@@ -16832,11 +16848,11 @@
                   <m:grow/>
                 </m:dPr>
                 <m:e>
-                  <m:r>
-                    <m:t>​</m:t>
-                  </m:r>
                   <m:sSup>
                     <m:e>
+                      <m:r>
+                        <m:t>​</m:t>
+                      </m:r>
                       <m:d>
                         <m:dPr>
                           <m:begChr m:val="("/>
@@ -16876,6 +16892,9 @@
                           </m:r>
                         </m:e>
                       </m:d>
+                      <m:r>
+                        <m:t>​</m:t>
+                      </m:r>
                     </m:e>
                     <m:sup>
                       <m:r>
@@ -16883,9 +16902,6 @@
                       </m:r>
                     </m:sup>
                   </m:sSup>
-                  <m:r>
-                    <m:t>​</m:t>
-                  </m:r>
                 </m:e>
               </m:d>
               <m:r>
@@ -17624,11 +17640,11 @@
             </m:rPr>
             <m:t>=</m:t>
           </m:r>
-          <m:r>
-            <m:t>​</m:t>
-          </m:r>
           <m:sSup>
             <m:e>
+              <m:r>
+                <m:t>​</m:t>
+              </m:r>
               <m:d>
                 <m:dPr>
                   <m:begChr m:val="("/>
@@ -17671,6 +17687,9 @@
                   </m:r>
                 </m:e>
               </m:d>
+              <m:r>
+                <m:t>​</m:t>
+              </m:r>
             </m:e>
             <m:sup>
               <m:r>
@@ -17678,9 +17697,6 @@
               </m:r>
             </m:sup>
           </m:sSup>
-          <m:r>
-            <m:t>​</m:t>
-          </m:r>
           <m:r>
             <m:rPr>
               <m:sty m:val="p"/>
@@ -17837,11 +17853,11 @@
         <w:t xml:space="preserve"> </w:t>
       </w:r>
       <m:oMath>
-        <m:r>
-          <m:t>​</m:t>
-        </m:r>
         <m:sSup>
           <m:e>
+            <m:r>
+              <m:t>​</m:t>
+            </m:r>
             <m:d>
               <m:dPr>
                 <m:begChr m:val="("/>
@@ -17884,6 +17900,9 @@
                 </m:r>
               </m:e>
             </m:d>
+            <m:r>
+              <m:t>​</m:t>
+            </m:r>
           </m:e>
           <m:sup>
             <m:r>
@@ -17891,9 +17910,6 @@
             </m:r>
           </m:sup>
         </m:sSup>
-        <m:r>
-          <m:t>​</m:t>
-        </m:r>
         <m:r>
           <m:rPr>
             <m:sty m:val="p"/>
@@ -18540,11 +18556,11 @@
                 </m:rPr>
                 <m:t>=</m:t>
               </m:r>
-              <m:r>
-                <m:t>​</m:t>
-              </m:r>
               <m:sSup>
                 <m:e>
+                  <m:r>
+                    <m:t>​</m:t>
+                  </m:r>
                   <m:d>
                     <m:dPr>
                       <m:begChr m:val="("/>
@@ -18587,6 +18603,9 @@
                       </m:r>
                     </m:e>
                   </m:d>
+                  <m:r>
+                    <m:t>​</m:t>
+                  </m:r>
                 </m:e>
                 <m:sup>
                   <m:r>
@@ -18594,9 +18613,6 @@
                   </m:r>
                 </m:sup>
               </m:sSup>
-              <m:r>
-                <m:t>​</m:t>
-              </m:r>
               <m:r>
                 <m:rPr>
                   <m:sty m:val="p"/>
@@ -20036,7 +20052,7 @@
       <w:pPr>
         <w:pStyle w:val="BodyText"/>
       </w:pPr>
-      <w:del w:id="150" w:author="PR Preview" w:date="2026-01-01T00:00:00Z">
+      <w:del w:id="152" w:author="PR Preview" w:date="2026-01-01T00:00:00Z">
         <w:r>
           <w:rPr>
             <w:i/>
@@ -20045,12 +20061,12 @@
           <w:delText xml:space="preserve">Remark 3</w:delText>
         </w:r>
       </w:del>
-      <w:del w:id="151" w:author="PR Preview" w:date="2026-01-01T00:00:00Z">
+      <w:del w:id="153" w:author="PR Preview" w:date="2026-01-01T00:00:00Z">
         <w:r>
           <w:delText xml:space="preserve"> (Units of the root mean squared error). </w:delText>
         </w:r>
       </w:del>
-      <w:del w:id="152" w:author="PR Preview" w:date="2026-01-01T00:00:00Z">
+      <w:del w:id="154" w:author="PR Preview" w:date="2026-01-01T00:00:00Z">
         <w:r>
           <w:delText xml:space="preserve">The root mean squared error has the same units as the estimand.</w:delText>
         </w:r>
@@ -20060,7 +20076,7 @@
       <w:pPr>
         <w:pStyle w:val="BodyText"/>
       </w:pPr>
-      <w:ins w:id="153" w:author="PR Preview" w:date="2026-01-01T00:00:00Z">
+      <w:ins w:id="155" w:author="PR Preview" w:date="2026-01-01T00:00:00Z">
         <w:r>
           <w:rPr>
             <w:i/>
@@ -20069,12 +20085,12 @@
           <w:t xml:space="preserve">Remark 5</w:t>
         </w:r>
       </w:ins>
-      <w:ins w:id="154" w:author="PR Preview" w:date="2026-01-01T00:00:00Z">
+      <w:ins w:id="156" w:author="PR Preview" w:date="2026-01-01T00:00:00Z">
         <w:r>
           <w:t xml:space="preserve"> (Units of the root mean squared error). </w:t>
         </w:r>
       </w:ins>
-      <w:ins w:id="155" w:author="PR Preview" w:date="2026-01-01T00:00:00Z">
+      <w:ins w:id="157" w:author="PR Preview" w:date="2026-01-01T00:00:00Z">
         <w:r>
           <w:t xml:space="preserve">The root mean squared error has the same units as the estimand.</w:t>
         </w:r>
@@ -21255,11 +21271,11 @@
                 </m:rPr>
                 <m:t>+</m:t>
               </m:r>
-              <m:r>
-                <m:t>​</m:t>
-              </m:r>
               <m:sSup>
                 <m:e>
+                  <m:r>
+                    <m:t>​</m:t>
+                  </m:r>
                   <m:d>
                     <m:dPr>
                       <m:begChr m:val="("/>
@@ -21304,6 +21320,9 @@
                       </m:r>
                     </m:e>
                   </m:d>
+                  <m:r>
+                    <m:t>​</m:t>
+                  </m:r>
                 </m:e>
                 <m:sup>
                   <m:r>
@@ -21311,9 +21330,6 @@
                   </m:r>
                 </m:sup>
               </m:sSup>
-              <m:r>
-                <m:t>​</m:t>
-              </m:r>
             </m:e>
             <m:e>
               <m:r>
@@ -21467,11 +21483,11 @@
                 </m:rPr>
                 <m:t>+</m:t>
               </m:r>
-              <m:r>
-                <m:t>​</m:t>
-              </m:r>
               <m:sSup>
                 <m:e>
+                  <m:r>
+                    <m:t>​</m:t>
+                  </m:r>
                   <m:d>
                     <m:dPr>
                       <m:begChr m:val="("/>
@@ -21514,6 +21530,9 @@
                       </m:r>
                     </m:e>
                   </m:d>
+                  <m:r>
+                    <m:t>​</m:t>
+                  </m:r>
                 </m:e>
                 <m:sup>
                   <m:r>
@@ -21521,9 +21540,6 @@
                   </m:r>
                 </m:sup>
               </m:sSup>
-              <m:r>
-                <m:t>​</m:t>
-              </m:r>
             </m:e>
             <m:e>
               <m:r>
@@ -26432,11 +26448,11 @@
                 </m:rPr>
                 <m:t>=</m:t>
               </m:r>
-              <m:r>
-                <m:t>​</m:t>
-              </m:r>
               <m:sSup>
                 <m:e>
+                  <m:r>
+                    <m:t>​</m:t>
+                  </m:r>
                   <m:d>
                     <m:dPr>
                       <m:begChr m:val="("/>
@@ -26479,6 +26495,9 @@
                       </m:r>
                     </m:e>
                   </m:d>
+                  <m:r>
+                    <m:t>​</m:t>
+                  </m:r>
                 </m:e>
                 <m:sup>
                   <m:r>
@@ -26486,9 +26505,6 @@
                   </m:r>
                 </m:sup>
               </m:sSup>
-              <m:r>
-                <m:t>​</m:t>
-              </m:r>
               <m:r>
                 <m:rPr>
                   <m:sty m:val="p"/>
@@ -30821,7 +30837,7 @@
       <w:pPr>
         <w:pStyle w:val="BodyText"/>
       </w:pPr>
-      <w:del w:id="156" w:author="PR Preview" w:date="2026-01-01T00:00:00Z">
+      <w:del w:id="158" w:author="PR Preview" w:date="2026-01-01T00:00:00Z">
         <w:r>
           <w:rPr>
             <w:i/>
@@ -30830,39 +30846,29 @@
           <w:delText xml:space="preserve">Remark 4</w:delText>
         </w:r>
       </w:del>
-      <w:del w:id="157" w:author="PR Preview" w:date="2026-01-01T00:00:00Z">
+      <w:del w:id="159" w:author="PR Preview" w:date="2026-01-01T00:00:00Z">
         <w:r>
           <w:delText xml:space="preserve"> (The name</w:delText>
         </w:r>
       </w:del>
-      <w:del w:id="158" w:author="PR Preview" w:date="2026-01-01T00:00:00Z">
+      <w:del w:id="160" w:author="PR Preview" w:date="2026-01-01T00:00:00Z">
         <w:r>
           <w:delText xml:space="preserve"> </w:delText>
         </w:r>
       </w:del>
-      <w:del w:id="159" w:author="PR Preview" w:date="2026-01-01T00:00:00Z">
+      <w:del w:id="161" w:author="PR Preview" w:date="2026-01-01T00:00:00Z">
         <w:r>
           <w:delText xml:space="preserve">“standard error”</w:delText>
         </w:r>
       </w:del>
-      <w:del w:id="160" w:author="PR Preview" w:date="2026-01-01T00:00:00Z">
+      <w:del w:id="162" w:author="PR Preview" w:date="2026-01-01T00:00:00Z">
         <w:r>
           <w:delText xml:space="preserve">). </w:delText>
         </w:r>
       </w:del>
-      <w:del w:id="161" w:author="PR Preview" w:date="2026-01-01T00:00:00Z">
+      <w:del w:id="163" w:author="PR Preview" w:date="2026-01-01T00:00:00Z">
         <w:r>
           <w:delText xml:space="preserve">“Standard error”</w:delText>
-        </w:r>
-      </w:del>
-      <w:del w:id="162" w:author="PR Preview" w:date="2026-01-01T00:00:00Z">
-        <w:r>
-          <w:delText xml:space="preserve"> </w:delText>
-        </w:r>
-      </w:del>
-      <w:del w:id="163" w:author="PR Preview" w:date="2026-01-01T00:00:00Z">
-        <w:r>
-          <w:delText xml:space="preserve">is a confusing name in two ways.</w:delText>
         </w:r>
       </w:del>
       <w:del w:id="164" w:author="PR Preview" w:date="2026-01-01T00:00:00Z">
@@ -30872,7 +30878,7 @@
       </w:del>
       <w:del w:id="165" w:author="PR Preview" w:date="2026-01-01T00:00:00Z">
         <w:r>
-          <w:delText xml:space="preserve">It is defined through the estimator’s own spread,</w:delText>
+          <w:delText xml:space="preserve">is a confusing name in two ways.</w:delText>
         </w:r>
       </w:del>
       <w:del w:id="166" w:author="PR Preview" w:date="2026-01-01T00:00:00Z">
@@ -30882,7 +30888,7 @@
       </w:del>
       <w:del w:id="167" w:author="PR Preview" w:date="2026-01-01T00:00:00Z">
         <w:r>
-          <w:delText xml:space="preserve">not through the</w:delText>
+          <w:delText xml:space="preserve">It is defined through the estimator’s own spread,</w:delText>
         </w:r>
       </w:del>
       <w:del w:id="168" w:author="PR Preview" w:date="2026-01-01T00:00:00Z">
@@ -30890,8 +30896,18 @@
           <w:delText xml:space="preserve"> </w:delText>
         </w:r>
       </w:del>
+      <w:del w:id="169" w:author="PR Preview" w:date="2026-01-01T00:00:00Z">
+        <w:r>
+          <w:delText xml:space="preserve">not through the</w:delText>
+        </w:r>
+      </w:del>
+      <w:del w:id="170" w:author="PR Preview" w:date="2026-01-01T00:00:00Z">
+        <w:r>
+          <w:delText xml:space="preserve"> </w:delText>
+        </w:r>
+      </w:del>
       <w:hyperlink w:anchor="def-estimation-error">
-        <w:del w:id="169" w:author="PR Preview" w:date="2026-01-01T00:00:00Z">
+        <w:del w:id="171" w:author="PR Preview" w:date="2026-01-01T00:00:00Z">
           <w:r>
             <w:rPr>
               <w:rStyle w:val="Hyperlink"/>
@@ -30900,23 +30916,23 @@
           </w:r>
         </w:del>
       </w:hyperlink>
-      <w:del w:id="170" w:author="PR Preview" w:date="2026-01-01T00:00:00Z">
-        <w:r>
-          <w:delText xml:space="preserve"> </w:delText>
-        </w:r>
-      </w:del>
-      <w:del w:id="171" w:author="PR Preview" w:date="2026-01-01T00:00:00Z">
-        <w:r>
-          <w:delText xml:space="preserve">(although</w:delText>
-        </w:r>
-      </w:del>
       <w:del w:id="172" w:author="PR Preview" w:date="2026-01-01T00:00:00Z">
         <w:r>
           <w:delText xml:space="preserve"> </w:delText>
         </w:r>
       </w:del>
+      <w:del w:id="173" w:author="PR Preview" w:date="2026-01-01T00:00:00Z">
+        <w:r>
+          <w:delText xml:space="preserve">(although</w:delText>
+        </w:r>
+      </w:del>
+      <w:del w:id="174" w:author="PR Preview" w:date="2026-01-01T00:00:00Z">
+        <w:r>
+          <w:delText xml:space="preserve"> </w:delText>
+        </w:r>
+      </w:del>
       <w:hyperlink w:anchor="thm-se-error-sd">
-        <w:del w:id="173" w:author="PR Preview" w:date="2026-01-01T00:00:00Z">
+        <w:del w:id="175" w:author="PR Preview" w:date="2026-01-01T00:00:00Z">
           <w:r>
             <w:rPr>
               <w:rStyle w:val="Hyperlink"/>
@@ -30925,16 +30941,6 @@
           </w:r>
         </w:del>
       </w:hyperlink>
-      <w:del w:id="174" w:author="PR Preview" w:date="2026-01-01T00:00:00Z">
-        <w:r>
-          <w:delText xml:space="preserve"> </w:delText>
-        </w:r>
-      </w:del>
-      <w:del w:id="175" w:author="PR Preview" w:date="2026-01-01T00:00:00Z">
-        <w:r>
-          <w:delText xml:space="preserve">shows that the two spreads are equal).</w:delText>
-        </w:r>
-      </w:del>
       <w:del w:id="176" w:author="PR Preview" w:date="2026-01-01T00:00:00Z">
         <w:r>
           <w:delText xml:space="preserve"> </w:delText>
@@ -30942,7 +30948,7 @@
       </w:del>
       <w:del w:id="177" w:author="PR Preview" w:date="2026-01-01T00:00:00Z">
         <w:r>
-          <w:delText xml:space="preserve">It is also a synonym for the standard deviation of an estimator,</w:delText>
+          <w:delText xml:space="preserve">shows that the two spreads are equal).</w:delText>
         </w:r>
       </w:del>
       <w:del w:id="178" w:author="PR Preview" w:date="2026-01-01T00:00:00Z">
@@ -30952,7 +30958,7 @@
       </w:del>
       <w:del w:id="179" w:author="PR Preview" w:date="2026-01-01T00:00:00Z">
         <w:r>
-          <w:delText xml:space="preserve">so it can look redundant.</w:delText>
+          <w:delText xml:space="preserve">It is also a synonym for the standard deviation of an estimator,</w:delText>
         </w:r>
       </w:del>
       <w:del w:id="180" w:author="PR Preview" w:date="2026-01-01T00:00:00Z">
@@ -30962,7 +30968,7 @@
       </w:del>
       <w:del w:id="181" w:author="PR Preview" w:date="2026-01-01T00:00:00Z">
         <w:r>
-          <w:delText xml:space="preserve">The name persists because standard errors</w:delText>
+          <w:delText xml:space="preserve">so it can look redundant.</w:delText>
         </w:r>
       </w:del>
       <w:del w:id="182" w:author="PR Preview" w:date="2026-01-01T00:00:00Z">
@@ -30972,7 +30978,7 @@
       </w:del>
       <w:del w:id="183" w:author="PR Preview" w:date="2026-01-01T00:00:00Z">
         <w:r>
-          <w:delText xml:space="preserve">are the building blocks of p-values and confidence intervals,</w:delText>
+          <w:delText xml:space="preserve">The name persists because standard errors</w:delText>
         </w:r>
       </w:del>
       <w:del w:id="184" w:author="PR Preview" w:date="2026-01-01T00:00:00Z">
@@ -30982,6 +30988,16 @@
       </w:del>
       <w:del w:id="185" w:author="PR Preview" w:date="2026-01-01T00:00:00Z">
         <w:r>
+          <w:delText xml:space="preserve">are the building blocks of p-values and confidence intervals,</w:delText>
+        </w:r>
+      </w:del>
+      <w:del w:id="186" w:author="PR Preview" w:date="2026-01-01T00:00:00Z">
+        <w:r>
+          <w:delText xml:space="preserve"> </w:delText>
+        </w:r>
+      </w:del>
+      <w:del w:id="187" w:author="PR Preview" w:date="2026-01-01T00:00:00Z">
+        <w:r>
           <w:delText xml:space="preserve">so they come up often enough to deserve their own name.</w:delText>
         </w:r>
       </w:del>
@@ -30990,7 +31006,7 @@
       <w:pPr>
         <w:pStyle w:val="BodyText"/>
       </w:pPr>
-      <w:ins w:id="186" w:author="PR Preview" w:date="2026-01-01T00:00:00Z">
+      <w:ins w:id="188" w:author="PR Preview" w:date="2026-01-01T00:00:00Z">
         <w:r>
           <w:rPr>
             <w:i/>
@@ -30999,39 +31015,29 @@
           <w:t xml:space="preserve">Remark 6</w:t>
         </w:r>
       </w:ins>
-      <w:ins w:id="187" w:author="PR Preview" w:date="2026-01-01T00:00:00Z">
+      <w:ins w:id="189" w:author="PR Preview" w:date="2026-01-01T00:00:00Z">
         <w:r>
           <w:t xml:space="preserve"> (The name</w:t>
         </w:r>
       </w:ins>
-      <w:ins w:id="188" w:author="PR Preview" w:date="2026-01-01T00:00:00Z">
+      <w:ins w:id="190" w:author="PR Preview" w:date="2026-01-01T00:00:00Z">
         <w:r>
           <w:t xml:space="preserve"> </w:t>
         </w:r>
       </w:ins>
-      <w:ins w:id="189" w:author="PR Preview" w:date="2026-01-01T00:00:00Z">
+      <w:ins w:id="191" w:author="PR Preview" w:date="2026-01-01T00:00:00Z">
         <w:r>
           <w:t xml:space="preserve">“standard error”</w:t>
         </w:r>
       </w:ins>
-      <w:ins w:id="190" w:author="PR Preview" w:date="2026-01-01T00:00:00Z">
+      <w:ins w:id="192" w:author="PR Preview" w:date="2026-01-01T00:00:00Z">
         <w:r>
           <w:t xml:space="preserve">). </w:t>
         </w:r>
       </w:ins>
-      <w:ins w:id="191" w:author="PR Preview" w:date="2026-01-01T00:00:00Z">
+      <w:ins w:id="193" w:author="PR Preview" w:date="2026-01-01T00:00:00Z">
         <w:r>
           <w:t xml:space="preserve">“Standard error”</w:t>
-        </w:r>
-      </w:ins>
-      <w:ins w:id="192" w:author="PR Preview" w:date="2026-01-01T00:00:00Z">
-        <w:r>
-          <w:t xml:space="preserve"> </w:t>
-        </w:r>
-      </w:ins>
-      <w:ins w:id="193" w:author="PR Preview" w:date="2026-01-01T00:00:00Z">
-        <w:r>
-          <w:t xml:space="preserve">is a confusing name in two ways.</w:t>
         </w:r>
       </w:ins>
       <w:ins w:id="194" w:author="PR Preview" w:date="2026-01-01T00:00:00Z">
@@ -31041,7 +31047,7 @@
       </w:ins>
       <w:ins w:id="195" w:author="PR Preview" w:date="2026-01-01T00:00:00Z">
         <w:r>
-          <w:t xml:space="preserve">It is defined through the estimator’s own spread,</w:t>
+          <w:t xml:space="preserve">is a confusing name in two ways.</w:t>
         </w:r>
       </w:ins>
       <w:ins w:id="196" w:author="PR Preview" w:date="2026-01-01T00:00:00Z">
@@ -31051,7 +31057,7 @@
       </w:ins>
       <w:ins w:id="197" w:author="PR Preview" w:date="2026-01-01T00:00:00Z">
         <w:r>
-          <w:t xml:space="preserve">not through the</w:t>
+          <w:t xml:space="preserve">It is defined through the estimator’s own spread,</w:t>
         </w:r>
       </w:ins>
       <w:ins w:id="198" w:author="PR Preview" w:date="2026-01-01T00:00:00Z">
@@ -31059,8 +31065,18 @@
           <w:t xml:space="preserve"> </w:t>
         </w:r>
       </w:ins>
+      <w:ins w:id="199" w:author="PR Preview" w:date="2026-01-01T00:00:00Z">
+        <w:r>
+          <w:t xml:space="preserve">not through the</w:t>
+        </w:r>
+      </w:ins>
+      <w:ins w:id="200" w:author="PR Preview" w:date="2026-01-01T00:00:00Z">
+        <w:r>
+          <w:t xml:space="preserve"> </w:t>
+        </w:r>
+      </w:ins>
       <w:hyperlink w:anchor="def-estimation-error">
-        <w:ins w:id="199" w:author="PR Preview" w:date="2026-01-01T00:00:00Z">
+        <w:ins w:id="201" w:author="PR Preview" w:date="2026-01-01T00:00:00Z">
           <w:r>
             <w:rPr>
               <w:rStyle w:val="Hyperlink"/>
@@ -31069,23 +31085,23 @@
           </w:r>
         </w:ins>
       </w:hyperlink>
-      <w:ins w:id="200" w:author="PR Preview" w:date="2026-01-01T00:00:00Z">
-        <w:r>
-          <w:t xml:space="preserve"> </w:t>
-        </w:r>
-      </w:ins>
-      <w:ins w:id="201" w:author="PR Preview" w:date="2026-01-01T00:00:00Z">
-        <w:r>
-          <w:t xml:space="preserve">(although</w:t>
-        </w:r>
-      </w:ins>
       <w:ins w:id="202" w:author="PR Preview" w:date="2026-01-01T00:00:00Z">
         <w:r>
           <w:t xml:space="preserve"> </w:t>
         </w:r>
       </w:ins>
+      <w:ins w:id="203" w:author="PR Preview" w:date="2026-01-01T00:00:00Z">
+        <w:r>
+          <w:t xml:space="preserve">(although</w:t>
+        </w:r>
+      </w:ins>
+      <w:ins w:id="204" w:author="PR Preview" w:date="2026-01-01T00:00:00Z">
+        <w:r>
+          <w:t xml:space="preserve"> </w:t>
+        </w:r>
+      </w:ins>
       <w:hyperlink w:anchor="thm-se-error-sd">
-        <w:ins w:id="203" w:author="PR Preview" w:date="2026-01-01T00:00:00Z">
+        <w:ins w:id="205" w:author="PR Preview" w:date="2026-01-01T00:00:00Z">
           <w:r>
             <w:rPr>
               <w:rStyle w:val="Hyperlink"/>
@@ -31094,16 +31110,6 @@
           </w:r>
         </w:ins>
       </w:hyperlink>
-      <w:ins w:id="204" w:author="PR Preview" w:date="2026-01-01T00:00:00Z">
-        <w:r>
-          <w:t xml:space="preserve"> </w:t>
-        </w:r>
-      </w:ins>
-      <w:ins w:id="205" w:author="PR Preview" w:date="2026-01-01T00:00:00Z">
-        <w:r>
-          <w:t xml:space="preserve">shows that the two spreads are equal).</w:t>
-        </w:r>
-      </w:ins>
       <w:ins w:id="206" w:author="PR Preview" w:date="2026-01-01T00:00:00Z">
         <w:r>
           <w:t xml:space="preserve"> </w:t>
@@ -31111,7 +31117,7 @@
       </w:ins>
       <w:ins w:id="207" w:author="PR Preview" w:date="2026-01-01T00:00:00Z">
         <w:r>
-          <w:t xml:space="preserve">It is also a synonym for the standard deviation of an estimator,</w:t>
+          <w:t xml:space="preserve">shows that the two spreads are equal).</w:t>
         </w:r>
       </w:ins>
       <w:ins w:id="208" w:author="PR Preview" w:date="2026-01-01T00:00:00Z">
@@ -31121,7 +31127,7 @@
       </w:ins>
       <w:ins w:id="209" w:author="PR Preview" w:date="2026-01-01T00:00:00Z">
         <w:r>
-          <w:t xml:space="preserve">so it can look redundant.</w:t>
+          <w:t xml:space="preserve">It is also a synonym for the standard deviation of an estimator,</w:t>
         </w:r>
       </w:ins>
       <w:ins w:id="210" w:author="PR Preview" w:date="2026-01-01T00:00:00Z">
@@ -31131,7 +31137,7 @@
       </w:ins>
       <w:ins w:id="211" w:author="PR Preview" w:date="2026-01-01T00:00:00Z">
         <w:r>
-          <w:t xml:space="preserve">The name persists because standard errors</w:t>
+          <w:t xml:space="preserve">so it can look redundant.</w:t>
         </w:r>
       </w:ins>
       <w:ins w:id="212" w:author="PR Preview" w:date="2026-01-01T00:00:00Z">
@@ -31141,7 +31147,7 @@
       </w:ins>
       <w:ins w:id="213" w:author="PR Preview" w:date="2026-01-01T00:00:00Z">
         <w:r>
-          <w:t xml:space="preserve">are the building blocks of p-values and confidence intervals,</w:t>
+          <w:t xml:space="preserve">The name persists because standard errors</w:t>
         </w:r>
       </w:ins>
       <w:ins w:id="214" w:author="PR Preview" w:date="2026-01-01T00:00:00Z">
@@ -31150,6 +31156,16 @@
         </w:r>
       </w:ins>
       <w:ins w:id="215" w:author="PR Preview" w:date="2026-01-01T00:00:00Z">
+        <w:r>
+          <w:t xml:space="preserve">are the building blocks of p-values and confidence intervals,</w:t>
+        </w:r>
+      </w:ins>
+      <w:ins w:id="216" w:author="PR Preview" w:date="2026-01-01T00:00:00Z">
+        <w:r>
+          <w:t xml:space="preserve"> </w:t>
+        </w:r>
+      </w:ins>
+      <w:ins w:id="217" w:author="PR Preview" w:date="2026-01-01T00:00:00Z">
         <w:r>
           <w:t xml:space="preserve">so they come up often enough to deserve their own name.</w:t>
         </w:r>
@@ -31209,11 +31225,11 @@
         <w:t xml:space="preserve"> </w:t>
       </w:r>
       <m:oMath>
-        <m:r>
-          <m:t>​</m:t>
-        </m:r>
         <m:sSup>
           <m:e>
+            <m:r>
+              <m:t>​</m:t>
+            </m:r>
             <m:d>
               <m:dPr>
                 <m:begChr m:val="("/>
@@ -31256,6 +31272,9 @@
                 </m:r>
               </m:e>
             </m:d>
+            <m:r>
+              <m:t>​</m:t>
+            </m:r>
           </m:e>
           <m:sup>
             <m:r>
@@ -31263,9 +31282,6 @@
             </m:r>
           </m:sup>
         </m:sSup>
-        <m:r>
-          <m:t>​</m:t>
-        </m:r>
       </m:oMath>
       <w:r>
         <w:t xml:space="preserve"> </w:t>
@@ -31395,11 +31411,11 @@
                 </m:rPr>
                 <m:t>=</m:t>
               </m:r>
-              <m:r>
-                <m:t>​</m:t>
-              </m:r>
               <m:sSup>
                 <m:e>
+                  <m:r>
+                    <m:t>​</m:t>
+                  </m:r>
                   <m:d>
                     <m:dPr>
                       <m:begChr m:val="("/>
@@ -31442,6 +31458,9 @@
                       </m:r>
                     </m:e>
                   </m:d>
+                  <m:r>
+                    <m:t>​</m:t>
+                  </m:r>
                 </m:e>
                 <m:sup>
                   <m:r>
@@ -31449,9 +31468,6 @@
                   </m:r>
                 </m:sup>
               </m:sSup>
-              <m:r>
-                <m:t>​</m:t>
-              </m:r>
               <m:r>
                 <m:rPr>
                   <m:sty m:val="p"/>
@@ -31584,11 +31600,11 @@
                 </m:rPr>
                 <m:t>−</m:t>
               </m:r>
-              <m:r>
-                <m:t>​</m:t>
-              </m:r>
               <m:sSup>
                 <m:e>
+                  <m:r>
+                    <m:t>​</m:t>
+                  </m:r>
                   <m:d>
                     <m:dPr>
                       <m:begChr m:val="("/>
@@ -31631,6 +31647,9 @@
                       </m:r>
                     </m:e>
                   </m:d>
+                  <m:r>
+                    <m:t>​</m:t>
+                  </m:r>
                 </m:e>
                 <m:sup>
                   <m:r>
@@ -31639,9 +31658,6 @@
                 </m:sup>
               </m:sSup>
               <m:r>
-                <m:t>​</m:t>
-              </m:r>
-              <m:r>
                 <m:t>&amp;</m:t>
               </m:r>
               <m:r>
@@ -31653,12 +31669,12 @@
                   <m:sty m:val="p"/>
                 </m:rPr>
                 <m:t>(subtract </m:t>
-              </m:r>
-              <m:r>
-                <m:t>​</m:t>
               </m:r>
               <m:sSup>
                 <m:e>
+                  <m:r>
+                    <m:t>​</m:t>
+                  </m:r>
                   <m:d>
                     <m:dPr>
                       <m:begChr m:val="("/>
@@ -31701,6 +31717,9 @@
                       </m:r>
                     </m:e>
                   </m:d>
+                  <m:r>
+                    <m:t>​</m:t>
+                  </m:r>
                 </m:e>
                 <m:sup>
                   <m:r>
@@ -31709,9 +31728,6 @@
                 </m:sup>
               </m:sSup>
               <m:r>
-                <m:t>​</m:t>
-              </m:r>
-              <m:r>
                 <m:rPr>
                   <m:nor/>
                   <m:sty m:val="p"/>
@@ -31720,11 +31736,11 @@
               </m:r>
             </m:e>
             <m:e>
-              <m:r>
-                <m:t>​</m:t>
-              </m:r>
               <m:sSup>
                 <m:e>
+                  <m:r>
+                    <m:t>​</m:t>
+                  </m:r>
                   <m:d>
                     <m:dPr>
                       <m:begChr m:val="("/>
@@ -31767,6 +31783,9 @@
                       </m:r>
                     </m:e>
                   </m:d>
+                  <m:r>
+                    <m:t>​</m:t>
+                  </m:r>
                 </m:e>
                 <m:sup>
                   <m:r>
@@ -31774,9 +31793,6 @@
                   </m:r>
                 </m:sup>
               </m:sSup>
-              <m:r>
-                <m:t>​</m:t>
-              </m:r>
               <m:r>
                 <m:t>&amp;</m:t>
               </m:r>
@@ -31824,11 +31840,11 @@
                 </m:rPr>
                 <m:t>−</m:t>
               </m:r>
-              <m:r>
-                <m:t>​</m:t>
-              </m:r>
               <m:sSup>
                 <m:e>
+                  <m:r>
+                    <m:t>​</m:t>
+                  </m:r>
                   <m:d>
                     <m:dPr>
                       <m:begChr m:val="("/>
@@ -31871,6 +31887,9 @@
                       </m:r>
                     </m:e>
                   </m:d>
+                  <m:r>
+                    <m:t>​</m:t>
+                  </m:r>
                 </m:e>
                 <m:sup>
                   <m:r>
@@ -31878,9 +31897,6 @@
                   </m:r>
                 </m:sup>
               </m:sSup>
-              <m:r>
-                <m:t>​</m:t>
-              </m:r>
               <m:r>
                 <m:t>&amp;</m:t>
               </m:r>
@@ -31932,11 +31948,11 @@
                 </m:rPr>
                 <m:t>=</m:t>
               </m:r>
-              <m:r>
-                <m:t>​</m:t>
-              </m:r>
               <m:sSup>
                 <m:e>
+                  <m:r>
+                    <m:t>​</m:t>
+                  </m:r>
                   <m:d>
                     <m:dPr>
                       <m:begChr m:val="("/>
@@ -31979,6 +31995,9 @@
                       </m:r>
                     </m:e>
                   </m:d>
+                  <m:r>
+                    <m:t>​</m:t>
+                  </m:r>
                 </m:e>
                 <m:sup>
                   <m:r>
@@ -31987,9 +32006,6 @@
                 </m:sup>
               </m:sSup>
               <m:r>
-                <m:t>​</m:t>
-              </m:r>
-              <m:r>
                 <m:rPr>
                   <m:nor/>
                   <m:sty m:val="p"/>
@@ -31998,11 +32014,11 @@
               </m:r>
             </m:e>
             <m:e>
-              <m:r>
-                <m:t>​</m:t>
-              </m:r>
               <m:sSup>
                 <m:e>
+                  <m:r>
+                    <m:t>​</m:t>
+                  </m:r>
                   <m:d>
                     <m:dPr>
                       <m:begChr m:val="("/>
@@ -32045,6 +32061,9 @@
                       </m:r>
                     </m:e>
                   </m:d>
+                  <m:r>
+                    <m:t>​</m:t>
+                  </m:r>
                 </m:e>
                 <m:sup>
                   <m:r>
@@ -32052,9 +32071,6 @@
                   </m:r>
                 </m:sup>
               </m:sSup>
-              <m:r>
-                <m:t>​</m:t>
-              </m:r>
               <m:r>
                 <m:t>&amp;</m:t>
               </m:r>
@@ -32102,11 +32118,11 @@
                 </m:rPr>
                 <m:t>−</m:t>
               </m:r>
-              <m:r>
-                <m:t>​</m:t>
-              </m:r>
               <m:sSup>
                 <m:e>
+                  <m:r>
+                    <m:t>​</m:t>
+                  </m:r>
                   <m:d>
                     <m:dPr>
                       <m:begChr m:val="("/>
@@ -32149,6 +32165,9 @@
                       </m:r>
                     </m:e>
                   </m:d>
+                  <m:r>
+                    <m:t>​</m:t>
+                  </m:r>
                 </m:e>
                 <m:sup>
                   <m:r>
@@ -32156,9 +32175,6 @@
                   </m:r>
                 </m:sup>
               </m:sSup>
-              <m:r>
-                <m:t>​</m:t>
-              </m:r>
               <m:r>
                 <m:t>&amp;</m:t>
               </m:r>
@@ -32289,11 +32305,11 @@
           <m:jc m:val="center"/>
         </m:oMathParaPr>
         <m:oMath>
-          <m:r>
-            <m:t>​</m:t>
-          </m:r>
           <m:sSup>
             <m:e>
+              <m:r>
+                <m:t>​</m:t>
+              </m:r>
               <m:d>
                 <m:dPr>
                   <m:begChr m:val="("/>
@@ -32336,6 +32352,9 @@
                   </m:r>
                 </m:e>
               </m:d>
+              <m:r>
+                <m:t>​</m:t>
+              </m:r>
             </m:e>
             <m:sup>
               <m:r>
@@ -32343,9 +32362,6 @@
               </m:r>
             </m:sup>
           </m:sSup>
-          <m:r>
-            <m:t>​</m:t>
-          </m:r>
           <m:r>
             <m:rPr>
               <m:sty m:val="p"/>
@@ -32390,11 +32406,11 @@
             </m:rPr>
             <m:t>−</m:t>
           </m:r>
-          <m:r>
-            <m:t>​</m:t>
-          </m:r>
           <m:sSup>
             <m:e>
+              <m:r>
+                <m:t>​</m:t>
+              </m:r>
               <m:d>
                 <m:dPr>
                   <m:begChr m:val="("/>
@@ -32437,6 +32453,9 @@
                   </m:r>
                 </m:e>
               </m:d>
+              <m:r>
+                <m:t>​</m:t>
+              </m:r>
             </m:e>
             <m:sup>
               <m:r>
@@ -32444,9 +32463,6 @@
               </m:r>
             </m:sup>
           </m:sSup>
-          <m:r>
-            <m:t>​</m:t>
-          </m:r>
         </m:oMath>
       </m:oMathPara>
     </w:p>
@@ -33175,17 +33191,17 @@
       <w:pPr>
         <w:pStyle w:val="Bibliography"/>
       </w:pPr>
-      <w:ins w:id="216" w:author="PR Preview" w:date="2026-01-01T00:00:00Z">
+      <w:ins w:id="218" w:author="PR Preview" w:date="2026-01-01T00:00:00Z">
         <w:r>
           <w:t xml:space="preserve">Hastie, Trevor, Robert Tibshirani, and Jerome Friedman. 2009.</w:t>
         </w:r>
       </w:ins>
-      <w:ins w:id="217" w:author="PR Preview" w:date="2026-01-01T00:00:00Z">
+      <w:ins w:id="219" w:author="PR Preview" w:date="2026-01-01T00:00:00Z">
         <w:r>
           <w:t xml:space="preserve"> </w:t>
         </w:r>
       </w:ins>
-      <w:ins w:id="218" w:author="PR Preview" w:date="2026-01-01T00:00:00Z">
+      <w:ins w:id="220" w:author="PR Preview" w:date="2026-01-01T00:00:00Z">
         <w:r>
           <w:rPr>
             <w:i/>
@@ -33194,18 +33210,18 @@
           <w:t xml:space="preserve">The Elements of Statistical Learning: Data Mining, Inference, and Prediction</w:t>
         </w:r>
       </w:ins>
-      <w:ins w:id="219" w:author="PR Preview" w:date="2026-01-01T00:00:00Z">
+      <w:ins w:id="221" w:author="PR Preview" w:date="2026-01-01T00:00:00Z">
         <w:r>
           <w:t xml:space="preserve">. 2nd ed. Springer.</w:t>
         </w:r>
       </w:ins>
-      <w:ins w:id="220" w:author="PR Preview" w:date="2026-01-01T00:00:00Z">
+      <w:ins w:id="222" w:author="PR Preview" w:date="2026-01-01T00:00:00Z">
         <w:r>
           <w:t xml:space="preserve"> </w:t>
         </w:r>
       </w:ins>
       <w:hyperlink r:id="rId130">
-        <w:ins w:id="221" w:author="PR Preview" w:date="2026-01-01T00:00:00Z">
+        <w:ins w:id="223" w:author="PR Preview" w:date="2026-01-01T00:00:00Z">
           <w:r>
             <w:rPr>
               <w:rStyle w:val="Hyperlink"/>
@@ -33214,7 +33230,7 @@
           </w:r>
         </w:ins>
       </w:hyperlink>
-      <w:ins w:id="222" w:author="PR Preview" w:date="2026-01-01T00:00:00Z">
+      <w:ins w:id="224" w:author="PR Preview" w:date="2026-01-01T00:00:00Z">
         <w:r>
           <w:t xml:space="preserve">.</w:t>
         </w:r>
